--- a/TY_Robotics_Lab/Assignemnt_5/245109074_Atharv-Kulkarni_Assignment_5_3D_Animation_Moving_Object.docx
+++ b/TY_Robotics_Lab/Assignemnt_5/245109074_Atharv-Kulkarni_Assignment_5_3D_Animation_Moving_Object.docx
@@ -1,13 +1,14 @@
 
 <file path=word/document.xml><?xml version="1.0" encoding="utf-8"?>
-<w:document xmlns:wpc="http://schemas.microsoft.com/office/word/2010/wordprocessingCanvas" xmlns:cx="http://schemas.microsoft.com/office/drawing/2014/chartex" xmlns:cx1="http://schemas.microsoft.com/office/drawing/2015/9/8/chartex" xmlns:cx2="http://schemas.microsoft.com/office/drawing/2015/10/21/chartex" xmlns:cx3="http://schemas.microsoft.com/office/drawing/2016/5/9/chartex" xmlns:cx4="http://schemas.microsoft.com/office/drawing/2016/5/10/chartex" xmlns:cx5="http://schemas.microsoft.com/office/drawing/2016/5/11/chartex" xmlns:cx6="http://schemas.microsoft.com/office/drawing/2016/5/12/chartex" xmlns:cx7="http://schemas.microsoft.com/office/drawing/2016/5/13/chartex" xmlns:cx8="http://schemas.microsoft.com/office/drawing/2016/5/14/chartex" xmlns:mc="http://schemas.openxmlformats.org/markup-compatibility/2006" xmlns:aink="http://schemas.microsoft.com/office/drawing/2016/ink" xmlns:am3d="http://schemas.microsoft.com/office/drawing/2017/model3d" xmlns:o="urn:schemas-microsoft-com:office:office" xmlns:oel="http://schemas.microsoft.com/office/2019/extlst" xmlns:r="http://schemas.openxmlformats.org/officeDocument/2006/relationships" xmlns:m="http://schemas.openxmlformats.org/officeDocument/2006/math" xmlns:v="urn:schemas-microsoft-com:vml" xmlns:wp14="http://schemas.microsoft.com/office/word/2010/wordprocessingDrawing" xmlns:wp="http://schemas.openxmlformats.org/drawingml/2006/wordprocessingDrawing" xmlns:w10="urn:schemas-microsoft-com:office:word" xmlns:w="http://schemas.openxmlformats.org/wordprocessingml/2006/main" xmlns:w14="http://schemas.microsoft.com/office/word/2010/wordml" xmlns:w15="http://schemas.microsoft.com/office/word/2012/wordml" xmlns:w16cex="http://schemas.microsoft.com/office/word/2018/wordml/cex" xmlns:w16cid="http://schemas.microsoft.com/office/word/2016/wordml/cid" xmlns:w16="http://schemas.microsoft.com/office/word/2018/wordml" xmlns:w16du="http://schemas.microsoft.com/office/word/2023/wordml/word16du" xmlns:w16sdtdh="http://schemas.microsoft.com/office/word/2020/wordml/sdtdatahash" xmlns:w16sdtfl="http://schemas.microsoft.com/office/word/2024/wordml/sdtformatlock" xmlns:w16se="http://schemas.microsoft.com/office/word/2015/wordml/symex" xmlns:wpg="http://schemas.microsoft.com/office/word/2010/wordprocessingGroup" xmlns:wpi="http://schemas.microsoft.com/office/word/2010/wordprocessingInk" xmlns:wne="http://schemas.microsoft.com/office/word/2006/wordml" xmlns:wps="http://schemas.microsoft.com/office/word/2010/wordprocessingShape" mc:Ignorable="w14 w15 w16se w16cid w16 w16cex w16sdtdh w16sdtfl w16du wp14">
+<w:document xmlns:o="urn:schemas-microsoft-com:office:office" xmlns:r="http://schemas.openxmlformats.org/officeDocument/2006/relationships" xmlns:v="urn:schemas-microsoft-com:vml" xmlns:w="http://schemas.openxmlformats.org/wordprocessingml/2006/main" xmlns:w10="urn:schemas-microsoft-com:office:word" xmlns:wp="http://schemas.openxmlformats.org/drawingml/2006/wordprocessingDrawing" xmlns:pic="http://schemas.openxmlformats.org/drawingml/2006/picture" xmlns:wps="http://schemas.microsoft.com/office/word/2010/wordprocessingShape" xmlns:wpg="http://schemas.microsoft.com/office/word/2010/wordprocessingGroup" xmlns:mc="http://schemas.openxmlformats.org/markup-compatibility/2006" xmlns:wp14="http://schemas.microsoft.com/office/word/2010/wordprocessingDrawing" xmlns:w14="http://schemas.microsoft.com/office/word/2010/wordml" xmlns:w15="http://schemas.microsoft.com/office/word/2012/wordml" mc:Ignorable="w14 wp14 w15">
   <w:body>
     <w:p>
       <w:pPr>
-        <w:spacing w:after="120"/>
+        <w:pStyle w:val="Normal"/>
+        <w:spacing w:before="0" w:after="120"/>
         <w:jc w:val="center"/>
-      </w:pPr>
-      <w:proofErr w:type="spellStart"/>
+        <w:rPr/>
+      </w:pPr>
       <w:r>
         <w:rPr>
           <w:b/>
@@ -15,34 +16,15 @@
           <w:sz w:val="30"/>
           <w:szCs w:val="30"/>
         </w:rPr>
-        <w:t>Walchand</w:t>
-      </w:r>
-      <w:proofErr w:type="spellEnd"/>
-      <w:r>
-        <w:rPr>
-          <w:b/>
-          <w:bCs/>
-          <w:sz w:val="30"/>
-          <w:szCs w:val="30"/>
-        </w:rPr>
-        <w:t xml:space="preserve"> College of Engineering, </w:t>
-      </w:r>
-      <w:proofErr w:type="spellStart"/>
-      <w:r>
-        <w:rPr>
-          <w:b/>
-          <w:bCs/>
-          <w:sz w:val="30"/>
-          <w:szCs w:val="30"/>
-        </w:rPr>
-        <w:t>Sangli</w:t>
-      </w:r>
-      <w:proofErr w:type="spellEnd"/>
-    </w:p>
-    <w:p>
-      <w:pPr>
-        <w:spacing w:after="120"/>
+        <w:t>Walchand College of Engineering, Sangli</w:t>
+      </w:r>
+    </w:p>
+    <w:p>
+      <w:pPr>
+        <w:pStyle w:val="Normal"/>
+        <w:spacing w:before="0" w:after="120"/>
         <w:jc w:val="center"/>
+        <w:rPr/>
       </w:pPr>
       <w:r>
         <w:rPr>
@@ -56,8 +38,10 @@
     </w:p>
     <w:p>
       <w:pPr>
-        <w:spacing w:after="120"/>
+        <w:pStyle w:val="Normal"/>
+        <w:spacing w:before="0" w:after="120"/>
         <w:jc w:val="center"/>
+        <w:rPr/>
       </w:pPr>
       <w:r>
         <w:rPr>
@@ -71,8 +55,10 @@
     </w:p>
     <w:p>
       <w:pPr>
-        <w:spacing w:after="100"/>
+        <w:pStyle w:val="Normal"/>
+        <w:spacing w:before="0" w:after="100"/>
         <w:jc w:val="center"/>
+        <w:rPr/>
       </w:pPr>
       <w:r>
         <w:rPr>
@@ -87,8 +73,10 @@
     </w:p>
     <w:p>
       <w:pPr>
-        <w:spacing w:after="100"/>
+        <w:pStyle w:val="Normal"/>
+        <w:spacing w:before="0" w:after="100"/>
         <w:jc w:val="center"/>
+        <w:rPr/>
       </w:pPr>
       <w:r>
         <w:rPr>
@@ -103,8 +91,10 @@
     </w:p>
     <w:p>
       <w:pPr>
-        <w:spacing w:after="100"/>
+        <w:pStyle w:val="Normal"/>
+        <w:spacing w:before="0" w:after="100"/>
         <w:jc w:val="center"/>
+        <w:rPr/>
       </w:pPr>
       <w:r>
         <w:rPr>
@@ -138,7 +128,9 @@
     </w:p>
     <w:p>
       <w:pPr>
-        <w:spacing w:after="100"/>
+        <w:pStyle w:val="Normal"/>
+        <w:spacing w:before="0" w:after="100"/>
+        <w:rPr/>
       </w:pPr>
       <w:r>
         <w:rPr>
@@ -165,6 +157,24 @@
           <w:szCs w:val="26"/>
         </w:rPr>
         <w:t>OBJECTIVES</w:t>
+      </w:r>
+    </w:p>
+    <w:p>
+      <w:pPr>
+        <w:pStyle w:val="ListParagraph"/>
+        <w:numPr>
+          <w:ilvl w:val="0"/>
+          <w:numId w:val="3"/>
+        </w:numPr>
+        <w:spacing w:before="0" w:after="60"/>
+        <w:rPr/>
+      </w:pPr>
+      <w:r>
+        <w:rPr>
+          <w:sz w:val="22"/>
+          <w:szCs w:val="22"/>
+        </w:rPr>
+        <w:t>To understand the concept of keyframes and the timeline in Blender's animation workflow.</w:t>
       </w:r>
     </w:p>
     <w:p>
@@ -174,14 +184,15 @@
           <w:ilvl w:val="0"/>
           <w:numId w:val="1"/>
         </w:numPr>
-        <w:spacing w:after="60"/>
-      </w:pPr>
-      <w:r>
-        <w:rPr>
-          <w:sz w:val="22"/>
-          <w:szCs w:val="22"/>
-        </w:rPr>
-        <w:t>To understand the concept of keyframes and the timeline in Blender's animation workflow.</w:t>
+        <w:spacing w:before="0" w:after="60"/>
+        <w:rPr/>
+      </w:pPr>
+      <w:r>
+        <w:rPr>
+          <w:sz w:val="22"/>
+          <w:szCs w:val="22"/>
+        </w:rPr>
+        <w:t>To animate the location, rotation, and/or scale of an object over time.</w:t>
       </w:r>
     </w:p>
     <w:p>
@@ -191,14 +202,15 @@
           <w:ilvl w:val="0"/>
           <w:numId w:val="1"/>
         </w:numPr>
-        <w:spacing w:after="60"/>
-      </w:pPr>
-      <w:r>
-        <w:rPr>
-          <w:sz w:val="22"/>
-          <w:szCs w:val="22"/>
-        </w:rPr>
-        <w:t>To animate the location, rotation, and/or scale of an object over time.</w:t>
+        <w:spacing w:before="0" w:after="60"/>
+        <w:rPr/>
+      </w:pPr>
+      <w:r>
+        <w:rPr>
+          <w:sz w:val="22"/>
+          <w:szCs w:val="22"/>
+        </w:rPr>
+        <w:t>To understand interpolation between keyframes and how it affects the smoothness of motion.</w:t>
       </w:r>
     </w:p>
     <w:p>
@@ -208,14 +220,15 @@
           <w:ilvl w:val="0"/>
           <w:numId w:val="1"/>
         </w:numPr>
-        <w:spacing w:after="60"/>
-      </w:pPr>
-      <w:r>
-        <w:rPr>
-          <w:sz w:val="22"/>
-          <w:szCs w:val="22"/>
-        </w:rPr>
-        <w:t>To understand interpolation between keyframes and how it affects the smoothness of motion.</w:t>
+        <w:spacing w:before="0" w:after="60"/>
+        <w:rPr/>
+      </w:pPr>
+      <w:r>
+        <w:rPr>
+          <w:sz w:val="22"/>
+          <w:szCs w:val="22"/>
+        </w:rPr>
+        <w:t>To preview the animation in the viewport before final rendering.</w:t>
       </w:r>
     </w:p>
     <w:p>
@@ -225,24 +238,8 @@
           <w:ilvl w:val="0"/>
           <w:numId w:val="1"/>
         </w:numPr>
-        <w:spacing w:after="60"/>
-      </w:pPr>
-      <w:r>
-        <w:rPr>
-          <w:sz w:val="22"/>
-          <w:szCs w:val="22"/>
-        </w:rPr>
-        <w:t>To preview the animation in the viewport before final rendering.</w:t>
-      </w:r>
-    </w:p>
-    <w:p>
-      <w:pPr>
-        <w:pStyle w:val="ListParagraph"/>
-        <w:numPr>
-          <w:ilvl w:val="0"/>
-          <w:numId w:val="1"/>
-        </w:numPr>
-        <w:spacing w:after="60"/>
+        <w:spacing w:before="0" w:after="60"/>
+        <w:rPr/>
       </w:pPr>
       <w:r>
         <w:rPr>
@@ -273,7 +270,9 @@
     </w:p>
     <w:p>
       <w:pPr>
-        <w:spacing w:after="100"/>
+        <w:pStyle w:val="Normal"/>
+        <w:spacing w:before="0" w:after="100"/>
+        <w:rPr/>
       </w:pPr>
       <w:r>
         <w:rPr>
@@ -285,7 +284,9 @@
     </w:p>
     <w:p>
       <w:pPr>
-        <w:spacing w:after="100"/>
+        <w:pStyle w:val="Normal"/>
+        <w:spacing w:before="0" w:after="100"/>
+        <w:rPr/>
       </w:pPr>
       <w:r>
         <w:rPr>
@@ -297,7 +298,9 @@
     </w:p>
     <w:p>
       <w:pPr>
-        <w:spacing w:after="100"/>
+        <w:pStyle w:val="Normal"/>
+        <w:spacing w:before="0" w:after="100"/>
+        <w:rPr/>
       </w:pPr>
       <w:r>
         <w:rPr>
@@ -309,7 +312,9 @@
     </w:p>
     <w:p>
       <w:pPr>
-        <w:spacing w:after="100"/>
+        <w:pStyle w:val="Normal"/>
+        <w:spacing w:before="0" w:after="100"/>
+        <w:rPr/>
       </w:pPr>
       <w:r>
         <w:rPr>
@@ -331,11 +336,7 @@
           <w:szCs w:val="26"/>
         </w:rPr>
       </w:pPr>
-    </w:p>
-    <w:p>
-      <w:pPr>
-        <w:pStyle w:val="Heading1"/>
-        <w:spacing w:before="320" w:after="150"/>
+      <w:r>
         <w:rPr>
           <w:b/>
           <w:bCs/>
@@ -343,7 +344,7 @@
           <w:sz w:val="26"/>
           <w:szCs w:val="26"/>
         </w:rPr>
-      </w:pPr>
+      </w:r>
     </w:p>
     <w:p>
       <w:pPr>
@@ -357,11 +358,7 @@
           <w:szCs w:val="26"/>
         </w:rPr>
       </w:pPr>
-    </w:p>
-    <w:p>
-      <w:pPr>
-        <w:pStyle w:val="Heading1"/>
-        <w:spacing w:before="320" w:after="150"/>
+      <w:r>
         <w:rPr>
           <w:b/>
           <w:bCs/>
@@ -369,7 +366,7 @@
           <w:sz w:val="26"/>
           <w:szCs w:val="26"/>
         </w:rPr>
-      </w:pPr>
+      </w:r>
     </w:p>
     <w:p>
       <w:pPr>
@@ -383,15 +380,6 @@
           <w:szCs w:val="26"/>
         </w:rPr>
       </w:pPr>
-    </w:p>
-    <w:p>
-      <w:pPr>
-        <w:pStyle w:val="Heading1"/>
-        <w:spacing w:before="320" w:after="150"/>
-        <w:rPr>
-          <w:color w:val="auto"/>
-        </w:rPr>
-      </w:pPr>
       <w:r>
         <w:rPr>
           <w:b/>
@@ -400,13 +388,76 @@
           <w:sz w:val="26"/>
           <w:szCs w:val="26"/>
         </w:rPr>
-        <w:lastRenderedPageBreak/>
+      </w:r>
+    </w:p>
+    <w:p>
+      <w:pPr>
+        <w:pStyle w:val="Heading1"/>
+        <w:spacing w:before="320" w:after="150"/>
+        <w:rPr>
+          <w:b/>
+          <w:bCs/>
+          <w:color w:val="auto"/>
+          <w:sz w:val="26"/>
+          <w:szCs w:val="26"/>
+        </w:rPr>
+      </w:pPr>
+      <w:r>
+        <w:rPr>
+          <w:b/>
+          <w:bCs/>
+          <w:color w:val="auto"/>
+          <w:sz w:val="26"/>
+          <w:szCs w:val="26"/>
+        </w:rPr>
+      </w:r>
+    </w:p>
+    <w:p>
+      <w:pPr>
+        <w:pStyle w:val="Heading1"/>
+        <w:spacing w:before="320" w:after="150"/>
+        <w:rPr>
+          <w:b/>
+          <w:bCs/>
+          <w:color w:val="auto"/>
+          <w:sz w:val="26"/>
+          <w:szCs w:val="26"/>
+        </w:rPr>
+      </w:pPr>
+      <w:r>
+        <w:rPr>
+          <w:b/>
+          <w:bCs/>
+          <w:color w:val="auto"/>
+          <w:sz w:val="26"/>
+          <w:szCs w:val="26"/>
+        </w:rPr>
+      </w:r>
+    </w:p>
+    <w:p>
+      <w:pPr>
+        <w:pStyle w:val="Heading1"/>
+        <w:spacing w:before="320" w:after="150"/>
+        <w:rPr>
+          <w:color w:val="auto"/>
+        </w:rPr>
+      </w:pPr>
+      <w:r>
+        <w:rPr>
+          <w:b/>
+          <w:bCs/>
+          <w:color w:val="auto"/>
+          <w:sz w:val="26"/>
+          <w:szCs w:val="26"/>
+        </w:rPr>
         <w:t>EXPERIMENT STEPS WITH SCREENSHOT OF EACH STEP</w:t>
       </w:r>
     </w:p>
     <w:p>
       <w:pPr>
+        <w:pStyle w:val="Normal"/>
         <w:spacing w:before="140" w:after="60"/>
+        <w:rPr/>
       </w:pPr>
       <w:r>
         <w:rPr>
@@ -428,49 +479,46 @@
     <w:tbl>
       <w:tblPr>
         <w:tblW w:w="5000" w:type="pct"/>
-        <w:tblBorders>
-          <w:top w:val="single" w:sz="4" w:space="0" w:color="999999"/>
-          <w:left w:val="single" w:sz="4" w:space="0" w:color="999999"/>
-          <w:bottom w:val="single" w:sz="4" w:space="0" w:color="999999"/>
-          <w:right w:val="single" w:sz="4" w:space="0" w:color="999999"/>
-        </w:tblBorders>
+        <w:jc w:val="start"/>
+        <w:tblInd w:w="0" w:type="dxa"/>
+        <w:tblLayout w:type="fixed"/>
         <w:tblCellMar>
-          <w:left w:w="10" w:type="dxa"/>
-          <w:right w:w="10" w:type="dxa"/>
+          <w:top w:w="500" w:type="dxa"/>
+          <w:start w:w="150" w:type="dxa"/>
+          <w:bottom w:w="500" w:type="dxa"/>
+          <w:end w:w="150" w:type="dxa"/>
         </w:tblCellMar>
-        <w:tblLook w:val="0000" w:firstRow="0" w:lastRow="0" w:firstColumn="0" w:lastColumn="0" w:noHBand="0" w:noVBand="0"/>
+        <w:tblLook w:val="0000" w:noHBand="0" w:noVBand="0" w:firstColumn="0" w:lastRow="0" w:lastColumn="0" w:firstRow="0"/>
       </w:tblPr>
       <w:tblGrid>
-        <w:gridCol w:w="9350"/>
+        <w:gridCol w:w="9360"/>
       </w:tblGrid>
       <w:tr>
-        <w:tblPrEx>
-          <w:tblCellMar>
-            <w:top w:w="0" w:type="dxa"/>
-            <w:bottom w:w="0" w:type="dxa"/>
-          </w:tblCellMar>
-        </w:tblPrEx>
+        <w:trPr/>
         <w:tc>
           <w:tcPr>
-            <w:tcW w:w="0" w:type="auto"/>
-            <w:shd w:val="clear" w:color="auto" w:fill="FAFAFA"/>
-            <w:tcMar>
-              <w:top w:w="500" w:type="dxa"/>
-              <w:left w:w="150" w:type="dxa"/>
-              <w:bottom w:w="500" w:type="dxa"/>
-              <w:right w:w="150" w:type="dxa"/>
-            </w:tcMar>
+            <w:tcW w:w="9360" w:type="dxa"/>
+            <w:tcBorders>
+              <w:top w:val="single" w:sz="4" w:space="0" w:color="999999"/>
+              <w:start w:val="single" w:sz="4" w:space="0" w:color="999999"/>
+              <w:bottom w:val="single" w:sz="4" w:space="0" w:color="999999"/>
+              <w:end w:val="single" w:sz="4" w:space="0" w:color="999999"/>
+            </w:tcBorders>
+            <w:shd w:color="auto" w:fill="FAFAFA" w:val="clear"/>
           </w:tcPr>
           <w:p>
             <w:pPr>
+              <w:pStyle w:val="Normal"/>
               <w:jc w:val="center"/>
+              <w:rPr/>
             </w:pPr>
             <w:r>
+              <w:rPr/>
               <w:drawing>
-                <wp:inline distT="0" distB="0" distL="0" distR="0" wp14:anchorId="5407AD01" wp14:editId="4584D947">
+                <wp:inline distT="0" distB="0" distL="0" distR="0">
                   <wp:extent cx="5943600" cy="3124835"/>
                   <wp:effectExtent l="0" t="0" r="0" b="0"/>
-                  <wp:docPr id="2007785095" name="Picture 1"/>
+                  <wp:docPr id="1" name="Picture 1"/>
                   <wp:cNvGraphicFramePr>
                     <a:graphicFrameLocks xmlns:a="http://schemas.openxmlformats.org/drawingml/2006/main" noChangeAspect="1"/>
                   </wp:cNvGraphicFramePr>
@@ -478,16 +526,18 @@
                     <a:graphicData uri="http://schemas.openxmlformats.org/drawingml/2006/picture">
                       <pic:pic xmlns:pic="http://schemas.openxmlformats.org/drawingml/2006/picture">
                         <pic:nvPicPr>
-                          <pic:cNvPr id="2007785095" name=""/>
-                          <pic:cNvPicPr/>
+                          <pic:cNvPr id="1" name="Picture 1"/>
+                          <pic:cNvPicPr>
+                            <a:picLocks noChangeAspect="1" noChangeArrowheads="1"/>
+                          </pic:cNvPicPr>
                         </pic:nvPicPr>
                         <pic:blipFill>
-                          <a:blip r:embed="rId5"/>
+                          <a:blip r:embed="rId2"/>
                           <a:stretch>
                             <a:fillRect/>
                           </a:stretch>
                         </pic:blipFill>
-                        <pic:spPr>
+                        <pic:spPr bwMode="auto">
                           <a:xfrm>
                             <a:off x="0" y="0"/>
                             <a:ext cx="5943600" cy="3124835"/>
@@ -495,6 +545,7 @@
                           <a:prstGeom prst="rect">
                             <a:avLst/>
                           </a:prstGeom>
+                          <a:noFill/>
                         </pic:spPr>
                       </pic:pic>
                     </a:graphicData>
@@ -508,6 +559,7 @@
     </w:tbl>
     <w:p>
       <w:pPr>
+        <w:pStyle w:val="Normal"/>
         <w:spacing w:before="140" w:after="60"/>
         <w:rPr>
           <w:b/>
@@ -516,9 +568,18 @@
           <w:szCs w:val="22"/>
         </w:rPr>
       </w:pPr>
-    </w:p>
-    <w:p>
-      <w:pPr>
+      <w:r>
+        <w:rPr>
+          <w:b/>
+          <w:bCs/>
+          <w:sz w:val="22"/>
+          <w:szCs w:val="22"/>
+        </w:rPr>
+      </w:r>
+    </w:p>
+    <w:p>
+      <w:pPr>
+        <w:pStyle w:val="Normal"/>
         <w:spacing w:before="140" w:after="60"/>
         <w:rPr>
           <w:b/>
@@ -527,9 +588,18 @@
           <w:szCs w:val="22"/>
         </w:rPr>
       </w:pPr>
-    </w:p>
-    <w:p>
-      <w:pPr>
+      <w:r>
+        <w:rPr>
+          <w:b/>
+          <w:bCs/>
+          <w:sz w:val="22"/>
+          <w:szCs w:val="22"/>
+        </w:rPr>
+      </w:r>
+    </w:p>
+    <w:p>
+      <w:pPr>
+        <w:pStyle w:val="Normal"/>
         <w:spacing w:before="140" w:after="60"/>
         <w:rPr>
           <w:b/>
@@ -538,9 +608,18 @@
           <w:szCs w:val="22"/>
         </w:rPr>
       </w:pPr>
-    </w:p>
-    <w:p>
-      <w:pPr>
+      <w:r>
+        <w:rPr>
+          <w:b/>
+          <w:bCs/>
+          <w:sz w:val="22"/>
+          <w:szCs w:val="22"/>
+        </w:rPr>
+      </w:r>
+    </w:p>
+    <w:p>
+      <w:pPr>
+        <w:pStyle w:val="Normal"/>
         <w:spacing w:before="140" w:after="60"/>
         <w:rPr>
           <w:b/>
@@ -549,9 +628,18 @@
           <w:szCs w:val="22"/>
         </w:rPr>
       </w:pPr>
-    </w:p>
-    <w:p>
-      <w:pPr>
+      <w:r>
+        <w:rPr>
+          <w:b/>
+          <w:bCs/>
+          <w:sz w:val="22"/>
+          <w:szCs w:val="22"/>
+        </w:rPr>
+      </w:r>
+    </w:p>
+    <w:p>
+      <w:pPr>
+        <w:pStyle w:val="Normal"/>
         <w:spacing w:before="140" w:after="60"/>
         <w:rPr>
           <w:b/>
@@ -560,9 +648,18 @@
           <w:szCs w:val="22"/>
         </w:rPr>
       </w:pPr>
-    </w:p>
-    <w:p>
-      <w:pPr>
+      <w:r>
+        <w:rPr>
+          <w:b/>
+          <w:bCs/>
+          <w:sz w:val="22"/>
+          <w:szCs w:val="22"/>
+        </w:rPr>
+      </w:r>
+    </w:p>
+    <w:p>
+      <w:pPr>
+        <w:pStyle w:val="Normal"/>
         <w:spacing w:before="140" w:after="60"/>
         <w:rPr>
           <w:b/>
@@ -571,9 +668,18 @@
           <w:szCs w:val="22"/>
         </w:rPr>
       </w:pPr>
-    </w:p>
-    <w:p>
-      <w:pPr>
+      <w:r>
+        <w:rPr>
+          <w:b/>
+          <w:bCs/>
+          <w:sz w:val="22"/>
+          <w:szCs w:val="22"/>
+        </w:rPr>
+      </w:r>
+    </w:p>
+    <w:p>
+      <w:pPr>
+        <w:pStyle w:val="Normal"/>
         <w:spacing w:before="140" w:after="60"/>
         <w:rPr>
           <w:b/>
@@ -582,9 +688,18 @@
           <w:szCs w:val="22"/>
         </w:rPr>
       </w:pPr>
-    </w:p>
-    <w:p>
-      <w:pPr>
+      <w:r>
+        <w:rPr>
+          <w:b/>
+          <w:bCs/>
+          <w:sz w:val="22"/>
+          <w:szCs w:val="22"/>
+        </w:rPr>
+      </w:r>
+    </w:p>
+    <w:p>
+      <w:pPr>
+        <w:pStyle w:val="Normal"/>
         <w:spacing w:before="140" w:after="60"/>
         <w:rPr>
           <w:b/>
@@ -593,9 +708,18 @@
           <w:szCs w:val="22"/>
         </w:rPr>
       </w:pPr>
-    </w:p>
-    <w:p>
-      <w:pPr>
+      <w:r>
+        <w:rPr>
+          <w:b/>
+          <w:bCs/>
+          <w:sz w:val="22"/>
+          <w:szCs w:val="22"/>
+        </w:rPr>
+      </w:r>
+    </w:p>
+    <w:p>
+      <w:pPr>
+        <w:pStyle w:val="Normal"/>
         <w:spacing w:before="140" w:after="60"/>
         <w:rPr>
           <w:b/>
@@ -604,9 +728,18 @@
           <w:szCs w:val="22"/>
         </w:rPr>
       </w:pPr>
-    </w:p>
-    <w:p>
-      <w:pPr>
+      <w:r>
+        <w:rPr>
+          <w:b/>
+          <w:bCs/>
+          <w:sz w:val="22"/>
+          <w:szCs w:val="22"/>
+        </w:rPr>
+      </w:r>
+    </w:p>
+    <w:p>
+      <w:pPr>
+        <w:pStyle w:val="Normal"/>
         <w:spacing w:before="140" w:after="60"/>
         <w:rPr>
           <w:b/>
@@ -615,9 +748,18 @@
           <w:szCs w:val="22"/>
         </w:rPr>
       </w:pPr>
-    </w:p>
-    <w:p>
-      <w:pPr>
+      <w:r>
+        <w:rPr>
+          <w:b/>
+          <w:bCs/>
+          <w:sz w:val="22"/>
+          <w:szCs w:val="22"/>
+        </w:rPr>
+      </w:r>
+    </w:p>
+    <w:p>
+      <w:pPr>
+        <w:pStyle w:val="Normal"/>
         <w:spacing w:before="140" w:after="60"/>
         <w:rPr>
           <w:b/>
@@ -626,9 +768,18 @@
           <w:szCs w:val="22"/>
         </w:rPr>
       </w:pPr>
-    </w:p>
-    <w:p>
-      <w:pPr>
+      <w:r>
+        <w:rPr>
+          <w:b/>
+          <w:bCs/>
+          <w:sz w:val="22"/>
+          <w:szCs w:val="22"/>
+        </w:rPr>
+      </w:r>
+    </w:p>
+    <w:p>
+      <w:pPr>
+        <w:pStyle w:val="Normal"/>
         <w:spacing w:before="140" w:after="60"/>
         <w:rPr>
           <w:b/>
@@ -637,9 +788,18 @@
           <w:szCs w:val="22"/>
         </w:rPr>
       </w:pPr>
-    </w:p>
-    <w:p>
-      <w:pPr>
+      <w:r>
+        <w:rPr>
+          <w:b/>
+          <w:bCs/>
+          <w:sz w:val="22"/>
+          <w:szCs w:val="22"/>
+        </w:rPr>
+      </w:r>
+    </w:p>
+    <w:p>
+      <w:pPr>
+        <w:pStyle w:val="Normal"/>
         <w:spacing w:before="140" w:after="60"/>
         <w:rPr>
           <w:b/>
@@ -648,9 +808,18 @@
           <w:szCs w:val="22"/>
         </w:rPr>
       </w:pPr>
-    </w:p>
-    <w:p>
-      <w:pPr>
+      <w:r>
+        <w:rPr>
+          <w:b/>
+          <w:bCs/>
+          <w:sz w:val="22"/>
+          <w:szCs w:val="22"/>
+        </w:rPr>
+      </w:r>
+    </w:p>
+    <w:p>
+      <w:pPr>
+        <w:pStyle w:val="Normal"/>
         <w:spacing w:before="140" w:after="60"/>
         <w:rPr>
           <w:b/>
@@ -659,9 +828,18 @@
           <w:szCs w:val="22"/>
         </w:rPr>
       </w:pPr>
-    </w:p>
-    <w:p>
-      <w:pPr>
+      <w:r>
+        <w:rPr>
+          <w:b/>
+          <w:bCs/>
+          <w:sz w:val="22"/>
+          <w:szCs w:val="22"/>
+        </w:rPr>
+      </w:r>
+    </w:p>
+    <w:p>
+      <w:pPr>
+        <w:pStyle w:val="Normal"/>
         <w:spacing w:before="140" w:after="60"/>
         <w:rPr>
           <w:b/>
@@ -670,19 +848,28 @@
           <w:szCs w:val="22"/>
         </w:rPr>
       </w:pPr>
-    </w:p>
-    <w:p>
-      <w:pPr>
+      <w:r>
+        <w:rPr>
+          <w:b/>
+          <w:bCs/>
+          <w:sz w:val="22"/>
+          <w:szCs w:val="22"/>
+        </w:rPr>
+      </w:r>
+    </w:p>
+    <w:p>
+      <w:pPr>
+        <w:pStyle w:val="Normal"/>
         <w:spacing w:before="140" w:after="60"/>
-      </w:pPr>
-      <w:r>
-        <w:rPr>
-          <w:b/>
-          <w:bCs/>
-          <w:sz w:val="22"/>
-          <w:szCs w:val="22"/>
-        </w:rPr>
-        <w:lastRenderedPageBreak/>
+        <w:rPr/>
+      </w:pPr>
+      <w:r>
+        <w:rPr>
+          <w:b/>
+          <w:bCs/>
+          <w:sz w:val="22"/>
+          <w:szCs w:val="22"/>
+        </w:rPr>
         <w:t xml:space="preserve">Step 2: </w:t>
       </w:r>
       <w:r>
@@ -690,71 +877,52 @@
           <w:sz w:val="22"/>
           <w:szCs w:val="22"/>
         </w:rPr>
-        <w:t xml:space="preserve">Move the </w:t>
-      </w:r>
-      <w:proofErr w:type="spellStart"/>
-      <w:r>
-        <w:rPr>
-          <w:sz w:val="22"/>
-          <w:szCs w:val="22"/>
-        </w:rPr>
-        <w:t>playhead</w:t>
-      </w:r>
-      <w:proofErr w:type="spellEnd"/>
-      <w:r>
-        <w:rPr>
-          <w:sz w:val="22"/>
-          <w:szCs w:val="22"/>
-        </w:rPr>
-        <w:t xml:space="preserve"> to frame 1 on the Timeline and set the object's starting location/rotation.</w:t>
+        <w:t>Move the playhead to frame 1 on the Timeline and set the object's starting location/rotation.</w:t>
       </w:r>
     </w:p>
     <w:tbl>
       <w:tblPr>
         <w:tblW w:w="5000" w:type="pct"/>
-        <w:tblBorders>
-          <w:top w:val="single" w:sz="4" w:space="0" w:color="999999"/>
-          <w:left w:val="single" w:sz="4" w:space="0" w:color="999999"/>
-          <w:bottom w:val="single" w:sz="4" w:space="0" w:color="999999"/>
-          <w:right w:val="single" w:sz="4" w:space="0" w:color="999999"/>
-        </w:tblBorders>
+        <w:jc w:val="start"/>
+        <w:tblInd w:w="0" w:type="dxa"/>
+        <w:tblLayout w:type="fixed"/>
         <w:tblCellMar>
-          <w:left w:w="10" w:type="dxa"/>
-          <w:right w:w="10" w:type="dxa"/>
+          <w:top w:w="500" w:type="dxa"/>
+          <w:start w:w="150" w:type="dxa"/>
+          <w:bottom w:w="500" w:type="dxa"/>
+          <w:end w:w="150" w:type="dxa"/>
         </w:tblCellMar>
-        <w:tblLook w:val="0000" w:firstRow="0" w:lastRow="0" w:firstColumn="0" w:lastColumn="0" w:noHBand="0" w:noVBand="0"/>
+        <w:tblLook w:val="0000" w:noHBand="0" w:noVBand="0" w:firstColumn="0" w:lastRow="0" w:lastColumn="0" w:firstRow="0"/>
       </w:tblPr>
       <w:tblGrid>
-        <w:gridCol w:w="9350"/>
+        <w:gridCol w:w="9360"/>
       </w:tblGrid>
       <w:tr>
-        <w:tblPrEx>
-          <w:tblCellMar>
-            <w:top w:w="0" w:type="dxa"/>
-            <w:bottom w:w="0" w:type="dxa"/>
-          </w:tblCellMar>
-        </w:tblPrEx>
+        <w:trPr/>
         <w:tc>
           <w:tcPr>
-            <w:tcW w:w="0" w:type="auto"/>
-            <w:shd w:val="clear" w:color="auto" w:fill="FAFAFA"/>
-            <w:tcMar>
-              <w:top w:w="500" w:type="dxa"/>
-              <w:left w:w="150" w:type="dxa"/>
-              <w:bottom w:w="500" w:type="dxa"/>
-              <w:right w:w="150" w:type="dxa"/>
-            </w:tcMar>
+            <w:tcW w:w="9360" w:type="dxa"/>
+            <w:tcBorders>
+              <w:top w:val="single" w:sz="4" w:space="0" w:color="999999"/>
+              <w:start w:val="single" w:sz="4" w:space="0" w:color="999999"/>
+              <w:bottom w:val="single" w:sz="4" w:space="0" w:color="999999"/>
+              <w:end w:val="single" w:sz="4" w:space="0" w:color="999999"/>
+            </w:tcBorders>
+            <w:shd w:color="auto" w:fill="FAFAFA" w:val="clear"/>
           </w:tcPr>
           <w:p>
             <w:pPr>
+              <w:pStyle w:val="Normal"/>
               <w:jc w:val="center"/>
+              <w:rPr/>
             </w:pPr>
             <w:r>
+              <w:rPr/>
               <w:drawing>
-                <wp:inline distT="0" distB="0" distL="0" distR="0" wp14:anchorId="63D8C343" wp14:editId="0DC7D136">
+                <wp:inline distT="0" distB="0" distL="0" distR="0">
                   <wp:extent cx="5943600" cy="3115310"/>
-                  <wp:effectExtent l="0" t="0" r="0" b="8890"/>
-                  <wp:docPr id="57365679" name="Picture 1"/>
+                  <wp:effectExtent l="0" t="0" r="0" b="0"/>
+                  <wp:docPr id="2" name="Image2"/>
                   <wp:cNvGraphicFramePr>
                     <a:graphicFrameLocks xmlns:a="http://schemas.openxmlformats.org/drawingml/2006/main" noChangeAspect="1"/>
                   </wp:cNvGraphicFramePr>
@@ -762,16 +930,18 @@
                     <a:graphicData uri="http://schemas.openxmlformats.org/drawingml/2006/picture">
                       <pic:pic xmlns:pic="http://schemas.openxmlformats.org/drawingml/2006/picture">
                         <pic:nvPicPr>
-                          <pic:cNvPr id="57365679" name=""/>
-                          <pic:cNvPicPr/>
+                          <pic:cNvPr id="2" name="Image2"/>
+                          <pic:cNvPicPr>
+                            <a:picLocks noChangeAspect="1" noChangeArrowheads="1"/>
+                          </pic:cNvPicPr>
                         </pic:nvPicPr>
                         <pic:blipFill>
-                          <a:blip r:embed="rId6"/>
+                          <a:blip r:embed="rId3"/>
                           <a:stretch>
                             <a:fillRect/>
                           </a:stretch>
                         </pic:blipFill>
-                        <pic:spPr>
+                        <pic:spPr bwMode="auto">
                           <a:xfrm>
                             <a:off x="0" y="0"/>
                             <a:ext cx="5943600" cy="3115310"/>
@@ -779,6 +949,7 @@
                           <a:prstGeom prst="rect">
                             <a:avLst/>
                           </a:prstGeom>
+                          <a:noFill/>
                         </pic:spPr>
                       </pic:pic>
                     </a:graphicData>
@@ -792,7 +963,9 @@
     </w:tbl>
     <w:p>
       <w:pPr>
+        <w:pStyle w:val="Normal"/>
         <w:spacing w:before="140" w:after="60"/>
+        <w:rPr/>
       </w:pPr>
       <w:r>
         <w:rPr>
@@ -814,49 +987,46 @@
     <w:tbl>
       <w:tblPr>
         <w:tblW w:w="5000" w:type="pct"/>
-        <w:tblBorders>
-          <w:top w:val="single" w:sz="4" w:space="0" w:color="999999"/>
-          <w:left w:val="single" w:sz="4" w:space="0" w:color="999999"/>
-          <w:bottom w:val="single" w:sz="4" w:space="0" w:color="999999"/>
-          <w:right w:val="single" w:sz="4" w:space="0" w:color="999999"/>
-        </w:tblBorders>
+        <w:jc w:val="start"/>
+        <w:tblInd w:w="0" w:type="dxa"/>
+        <w:tblLayout w:type="fixed"/>
         <w:tblCellMar>
-          <w:left w:w="10" w:type="dxa"/>
-          <w:right w:w="10" w:type="dxa"/>
+          <w:top w:w="500" w:type="dxa"/>
+          <w:start w:w="150" w:type="dxa"/>
+          <w:bottom w:w="500" w:type="dxa"/>
+          <w:end w:w="150" w:type="dxa"/>
         </w:tblCellMar>
-        <w:tblLook w:val="0000" w:firstRow="0" w:lastRow="0" w:firstColumn="0" w:lastColumn="0" w:noHBand="0" w:noVBand="0"/>
+        <w:tblLook w:val="0000" w:noHBand="0" w:noVBand="0" w:firstColumn="0" w:lastRow="0" w:lastColumn="0" w:firstRow="0"/>
       </w:tblPr>
       <w:tblGrid>
-        <w:gridCol w:w="9350"/>
+        <w:gridCol w:w="9360"/>
       </w:tblGrid>
       <w:tr>
-        <w:tblPrEx>
-          <w:tblCellMar>
-            <w:top w:w="0" w:type="dxa"/>
-            <w:bottom w:w="0" w:type="dxa"/>
-          </w:tblCellMar>
-        </w:tblPrEx>
+        <w:trPr/>
         <w:tc>
           <w:tcPr>
-            <w:tcW w:w="0" w:type="auto"/>
-            <w:shd w:val="clear" w:color="auto" w:fill="FAFAFA"/>
-            <w:tcMar>
-              <w:top w:w="500" w:type="dxa"/>
-              <w:left w:w="150" w:type="dxa"/>
-              <w:bottom w:w="500" w:type="dxa"/>
-              <w:right w:w="150" w:type="dxa"/>
-            </w:tcMar>
+            <w:tcW w:w="9360" w:type="dxa"/>
+            <w:tcBorders>
+              <w:top w:val="single" w:sz="4" w:space="0" w:color="999999"/>
+              <w:start w:val="single" w:sz="4" w:space="0" w:color="999999"/>
+              <w:bottom w:val="single" w:sz="4" w:space="0" w:color="999999"/>
+              <w:end w:val="single" w:sz="4" w:space="0" w:color="999999"/>
+            </w:tcBorders>
+            <w:shd w:color="auto" w:fill="FAFAFA" w:val="clear"/>
           </w:tcPr>
           <w:p>
             <w:pPr>
+              <w:pStyle w:val="Normal"/>
               <w:jc w:val="center"/>
+              <w:rPr/>
             </w:pPr>
             <w:r>
+              <w:rPr/>
               <w:drawing>
-                <wp:inline distT="0" distB="0" distL="0" distR="0" wp14:anchorId="09B2363D" wp14:editId="72477D8E">
-                  <wp:extent cx="2615610" cy="2764887"/>
+                <wp:inline distT="0" distB="0" distL="0" distR="0">
+                  <wp:extent cx="2615565" cy="2764790"/>
                   <wp:effectExtent l="0" t="0" r="0" b="0"/>
-                  <wp:docPr id="114659190" name="Picture 1"/>
+                  <wp:docPr id="3" name="Image3"/>
                   <wp:cNvGraphicFramePr>
                     <a:graphicFrameLocks xmlns:a="http://schemas.openxmlformats.org/drawingml/2006/main" noChangeAspect="1"/>
                   </wp:cNvGraphicFramePr>
@@ -864,23 +1034,26 @@
                     <a:graphicData uri="http://schemas.openxmlformats.org/drawingml/2006/picture">
                       <pic:pic xmlns:pic="http://schemas.openxmlformats.org/drawingml/2006/picture">
                         <pic:nvPicPr>
-                          <pic:cNvPr id="114659190" name=""/>
-                          <pic:cNvPicPr/>
+                          <pic:cNvPr id="3" name="Image3"/>
+                          <pic:cNvPicPr>
+                            <a:picLocks noChangeAspect="1" noChangeArrowheads="1"/>
+                          </pic:cNvPicPr>
                         </pic:nvPicPr>
                         <pic:blipFill>
-                          <a:blip r:embed="rId7"/>
+                          <a:blip r:embed="rId4"/>
                           <a:stretch>
                             <a:fillRect/>
                           </a:stretch>
                         </pic:blipFill>
-                        <pic:spPr>
+                        <pic:spPr bwMode="auto">
                           <a:xfrm>
                             <a:off x="0" y="0"/>
-                            <a:ext cx="2625375" cy="2775209"/>
+                            <a:ext cx="2615565" cy="2764790"/>
                           </a:xfrm>
                           <a:prstGeom prst="rect">
                             <a:avLst/>
                           </a:prstGeom>
+                          <a:noFill/>
                         </pic:spPr>
                       </pic:pic>
                     </a:graphicData>
@@ -894,6 +1067,7 @@
     </w:tbl>
     <w:p>
       <w:pPr>
+        <w:pStyle w:val="Normal"/>
         <w:spacing w:before="140" w:after="60"/>
         <w:rPr>
           <w:b/>
@@ -902,19 +1076,28 @@
           <w:szCs w:val="22"/>
         </w:rPr>
       </w:pPr>
-    </w:p>
-    <w:p>
-      <w:pPr>
+      <w:r>
+        <w:rPr>
+          <w:b/>
+          <w:bCs/>
+          <w:sz w:val="22"/>
+          <w:szCs w:val="22"/>
+        </w:rPr>
+      </w:r>
+    </w:p>
+    <w:p>
+      <w:pPr>
+        <w:pStyle w:val="Normal"/>
         <w:spacing w:before="140" w:after="60"/>
-      </w:pPr>
-      <w:r>
-        <w:rPr>
-          <w:b/>
-          <w:bCs/>
-          <w:sz w:val="22"/>
-          <w:szCs w:val="22"/>
-        </w:rPr>
-        <w:lastRenderedPageBreak/>
+        <w:rPr/>
+      </w:pPr>
+      <w:r>
+        <w:rPr>
+          <w:b/>
+          <w:bCs/>
+          <w:sz w:val="22"/>
+          <w:szCs w:val="22"/>
+        </w:rPr>
         <w:t xml:space="preserve">Step 4: </w:t>
       </w:r>
       <w:r>
@@ -922,71 +1105,52 @@
           <w:sz w:val="22"/>
           <w:szCs w:val="22"/>
         </w:rPr>
-        <w:t xml:space="preserve">Move the </w:t>
-      </w:r>
-      <w:proofErr w:type="spellStart"/>
-      <w:r>
-        <w:rPr>
-          <w:sz w:val="22"/>
-          <w:szCs w:val="22"/>
-        </w:rPr>
-        <w:t>playhead</w:t>
-      </w:r>
-      <w:proofErr w:type="spellEnd"/>
-      <w:r>
-        <w:rPr>
-          <w:sz w:val="22"/>
-          <w:szCs w:val="22"/>
-        </w:rPr>
-        <w:t xml:space="preserve"> further along the Timeline (e.g. to frame 50) and move/rotate the object to its next position.</w:t>
+        <w:t>Move the playhead further along the Timeline (e.g. to frame 50) and move/rotate the object to its next position.</w:t>
       </w:r>
     </w:p>
     <w:tbl>
       <w:tblPr>
         <w:tblW w:w="5000" w:type="pct"/>
-        <w:tblBorders>
-          <w:top w:val="single" w:sz="4" w:space="0" w:color="999999"/>
-          <w:left w:val="single" w:sz="4" w:space="0" w:color="999999"/>
-          <w:bottom w:val="single" w:sz="4" w:space="0" w:color="999999"/>
-          <w:right w:val="single" w:sz="4" w:space="0" w:color="999999"/>
-        </w:tblBorders>
+        <w:jc w:val="start"/>
+        <w:tblInd w:w="0" w:type="dxa"/>
+        <w:tblLayout w:type="fixed"/>
         <w:tblCellMar>
-          <w:left w:w="10" w:type="dxa"/>
-          <w:right w:w="10" w:type="dxa"/>
+          <w:top w:w="500" w:type="dxa"/>
+          <w:start w:w="150" w:type="dxa"/>
+          <w:bottom w:w="500" w:type="dxa"/>
+          <w:end w:w="150" w:type="dxa"/>
         </w:tblCellMar>
-        <w:tblLook w:val="0000" w:firstRow="0" w:lastRow="0" w:firstColumn="0" w:lastColumn="0" w:noHBand="0" w:noVBand="0"/>
+        <w:tblLook w:val="0000" w:noHBand="0" w:noVBand="0" w:firstColumn="0" w:lastRow="0" w:lastColumn="0" w:firstRow="0"/>
       </w:tblPr>
       <w:tblGrid>
-        <w:gridCol w:w="9350"/>
+        <w:gridCol w:w="9360"/>
       </w:tblGrid>
       <w:tr>
-        <w:tblPrEx>
-          <w:tblCellMar>
-            <w:top w:w="0" w:type="dxa"/>
-            <w:bottom w:w="0" w:type="dxa"/>
-          </w:tblCellMar>
-        </w:tblPrEx>
+        <w:trPr/>
         <w:tc>
           <w:tcPr>
-            <w:tcW w:w="0" w:type="auto"/>
-            <w:shd w:val="clear" w:color="auto" w:fill="FAFAFA"/>
-            <w:tcMar>
-              <w:top w:w="500" w:type="dxa"/>
-              <w:left w:w="150" w:type="dxa"/>
-              <w:bottom w:w="500" w:type="dxa"/>
-              <w:right w:w="150" w:type="dxa"/>
-            </w:tcMar>
+            <w:tcW w:w="9360" w:type="dxa"/>
+            <w:tcBorders>
+              <w:top w:val="single" w:sz="4" w:space="0" w:color="999999"/>
+              <w:start w:val="single" w:sz="4" w:space="0" w:color="999999"/>
+              <w:bottom w:val="single" w:sz="4" w:space="0" w:color="999999"/>
+              <w:end w:val="single" w:sz="4" w:space="0" w:color="999999"/>
+            </w:tcBorders>
+            <w:shd w:color="auto" w:fill="FAFAFA" w:val="clear"/>
           </w:tcPr>
           <w:p>
             <w:pPr>
+              <w:pStyle w:val="Normal"/>
               <w:jc w:val="center"/>
+              <w:rPr/>
             </w:pPr>
             <w:r>
+              <w:rPr/>
               <w:drawing>
-                <wp:inline distT="0" distB="0" distL="0" distR="0" wp14:anchorId="4FA8DF07" wp14:editId="1C80F2AD">
+                <wp:inline distT="0" distB="0" distL="0" distR="0">
                   <wp:extent cx="5943600" cy="3128010"/>
                   <wp:effectExtent l="0" t="0" r="0" b="0"/>
-                  <wp:docPr id="1363392606" name="Picture 1"/>
+                  <wp:docPr id="4" name="Image4"/>
                   <wp:cNvGraphicFramePr>
                     <a:graphicFrameLocks xmlns:a="http://schemas.openxmlformats.org/drawingml/2006/main" noChangeAspect="1"/>
                   </wp:cNvGraphicFramePr>
@@ -994,16 +1158,18 @@
                     <a:graphicData uri="http://schemas.openxmlformats.org/drawingml/2006/picture">
                       <pic:pic xmlns:pic="http://schemas.openxmlformats.org/drawingml/2006/picture">
                         <pic:nvPicPr>
-                          <pic:cNvPr id="1363392606" name=""/>
-                          <pic:cNvPicPr/>
+                          <pic:cNvPr id="4" name="Image4"/>
+                          <pic:cNvPicPr>
+                            <a:picLocks noChangeAspect="1" noChangeArrowheads="1"/>
+                          </pic:cNvPicPr>
                         </pic:nvPicPr>
                         <pic:blipFill>
-                          <a:blip r:embed="rId8"/>
+                          <a:blip r:embed="rId5"/>
                           <a:stretch>
                             <a:fillRect/>
                           </a:stretch>
                         </pic:blipFill>
-                        <pic:spPr>
+                        <pic:spPr bwMode="auto">
                           <a:xfrm>
                             <a:off x="0" y="0"/>
                             <a:ext cx="5943600" cy="3128010"/>
@@ -1011,6 +1177,7 @@
                           <a:prstGeom prst="rect">
                             <a:avLst/>
                           </a:prstGeom>
+                          <a:noFill/>
                         </pic:spPr>
                       </pic:pic>
                     </a:graphicData>
@@ -1024,7 +1191,9 @@
     </w:tbl>
     <w:p>
       <w:pPr>
+        <w:pStyle w:val="Normal"/>
         <w:spacing w:before="140" w:after="60"/>
+        <w:rPr/>
       </w:pPr>
       <w:r>
         <w:rPr>
@@ -1046,49 +1215,46 @@
     <w:tbl>
       <w:tblPr>
         <w:tblW w:w="5000" w:type="pct"/>
-        <w:tblBorders>
-          <w:top w:val="single" w:sz="4" w:space="0" w:color="999999"/>
-          <w:left w:val="single" w:sz="4" w:space="0" w:color="999999"/>
-          <w:bottom w:val="single" w:sz="4" w:space="0" w:color="999999"/>
-          <w:right w:val="single" w:sz="4" w:space="0" w:color="999999"/>
-        </w:tblBorders>
+        <w:jc w:val="start"/>
+        <w:tblInd w:w="0" w:type="dxa"/>
+        <w:tblLayout w:type="fixed"/>
         <w:tblCellMar>
-          <w:left w:w="10" w:type="dxa"/>
-          <w:right w:w="10" w:type="dxa"/>
+          <w:top w:w="500" w:type="dxa"/>
+          <w:start w:w="150" w:type="dxa"/>
+          <w:bottom w:w="500" w:type="dxa"/>
+          <w:end w:w="150" w:type="dxa"/>
         </w:tblCellMar>
-        <w:tblLook w:val="0000" w:firstRow="0" w:lastRow="0" w:firstColumn="0" w:lastColumn="0" w:noHBand="0" w:noVBand="0"/>
+        <w:tblLook w:val="0000" w:noHBand="0" w:noVBand="0" w:firstColumn="0" w:lastRow="0" w:lastColumn="0" w:firstRow="0"/>
       </w:tblPr>
       <w:tblGrid>
-        <w:gridCol w:w="9350"/>
+        <w:gridCol w:w="9360"/>
       </w:tblGrid>
       <w:tr>
-        <w:tblPrEx>
-          <w:tblCellMar>
-            <w:top w:w="0" w:type="dxa"/>
-            <w:bottom w:w="0" w:type="dxa"/>
-          </w:tblCellMar>
-        </w:tblPrEx>
+        <w:trPr/>
         <w:tc>
           <w:tcPr>
-            <w:tcW w:w="0" w:type="auto"/>
-            <w:shd w:val="clear" w:color="auto" w:fill="FAFAFA"/>
-            <w:tcMar>
-              <w:top w:w="500" w:type="dxa"/>
-              <w:left w:w="150" w:type="dxa"/>
-              <w:bottom w:w="500" w:type="dxa"/>
-              <w:right w:w="150" w:type="dxa"/>
-            </w:tcMar>
+            <w:tcW w:w="9360" w:type="dxa"/>
+            <w:tcBorders>
+              <w:top w:val="single" w:sz="4" w:space="0" w:color="999999"/>
+              <w:start w:val="single" w:sz="4" w:space="0" w:color="999999"/>
+              <w:bottom w:val="single" w:sz="4" w:space="0" w:color="999999"/>
+              <w:end w:val="single" w:sz="4" w:space="0" w:color="999999"/>
+            </w:tcBorders>
+            <w:shd w:color="auto" w:fill="FAFAFA" w:val="clear"/>
           </w:tcPr>
           <w:p>
             <w:pPr>
+              <w:pStyle w:val="Normal"/>
               <w:jc w:val="center"/>
+              <w:rPr/>
             </w:pPr>
             <w:r>
+              <w:rPr/>
               <w:drawing>
-                <wp:inline distT="0" distB="0" distL="0" distR="0" wp14:anchorId="4287D993" wp14:editId="70B2A5FB">
+                <wp:inline distT="0" distB="0" distL="0" distR="0">
                   <wp:extent cx="5943600" cy="1035050"/>
                   <wp:effectExtent l="0" t="0" r="0" b="0"/>
-                  <wp:docPr id="881859929" name="Picture 1"/>
+                  <wp:docPr id="5" name="Image5"/>
                   <wp:cNvGraphicFramePr>
                     <a:graphicFrameLocks xmlns:a="http://schemas.openxmlformats.org/drawingml/2006/main" noChangeAspect="1"/>
                   </wp:cNvGraphicFramePr>
@@ -1096,16 +1262,18 @@
                     <a:graphicData uri="http://schemas.openxmlformats.org/drawingml/2006/picture">
                       <pic:pic xmlns:pic="http://schemas.openxmlformats.org/drawingml/2006/picture">
                         <pic:nvPicPr>
-                          <pic:cNvPr id="881859929" name=""/>
-                          <pic:cNvPicPr/>
+                          <pic:cNvPr id="5" name="Image5"/>
+                          <pic:cNvPicPr>
+                            <a:picLocks noChangeAspect="1" noChangeArrowheads="1"/>
+                          </pic:cNvPicPr>
                         </pic:nvPicPr>
                         <pic:blipFill>
-                          <a:blip r:embed="rId9"/>
+                          <a:blip r:embed="rId6"/>
                           <a:stretch>
                             <a:fillRect/>
                           </a:stretch>
                         </pic:blipFill>
-                        <pic:spPr>
+                        <pic:spPr bwMode="auto">
                           <a:xfrm>
                             <a:off x="0" y="0"/>
                             <a:ext cx="5943600" cy="1035050"/>
@@ -1113,6 +1281,7 @@
                           <a:prstGeom prst="rect">
                             <a:avLst/>
                           </a:prstGeom>
+                          <a:noFill/>
                         </pic:spPr>
                       </pic:pic>
                     </a:graphicData>
@@ -1126,6 +1295,7 @@
     </w:tbl>
     <w:p>
       <w:pPr>
+        <w:pStyle w:val="Normal"/>
         <w:spacing w:before="140" w:after="60"/>
         <w:rPr>
           <w:b/>
@@ -1134,9 +1304,18 @@
           <w:szCs w:val="22"/>
         </w:rPr>
       </w:pPr>
-    </w:p>
-    <w:p>
-      <w:pPr>
+      <w:r>
+        <w:rPr>
+          <w:b/>
+          <w:bCs/>
+          <w:sz w:val="22"/>
+          <w:szCs w:val="22"/>
+        </w:rPr>
+      </w:r>
+    </w:p>
+    <w:p>
+      <w:pPr>
+        <w:pStyle w:val="Normal"/>
         <w:spacing w:before="140" w:after="60"/>
         <w:rPr>
           <w:b/>
@@ -1145,9 +1324,18 @@
           <w:szCs w:val="22"/>
         </w:rPr>
       </w:pPr>
-    </w:p>
-    <w:p>
-      <w:pPr>
+      <w:r>
+        <w:rPr>
+          <w:b/>
+          <w:bCs/>
+          <w:sz w:val="22"/>
+          <w:szCs w:val="22"/>
+        </w:rPr>
+      </w:r>
+    </w:p>
+    <w:p>
+      <w:pPr>
+        <w:pStyle w:val="Normal"/>
         <w:spacing w:before="140" w:after="60"/>
         <w:rPr>
           <w:b/>
@@ -1156,9 +1344,18 @@
           <w:szCs w:val="22"/>
         </w:rPr>
       </w:pPr>
-    </w:p>
-    <w:p>
-      <w:pPr>
+      <w:r>
+        <w:rPr>
+          <w:b/>
+          <w:bCs/>
+          <w:sz w:val="22"/>
+          <w:szCs w:val="22"/>
+        </w:rPr>
+      </w:r>
+    </w:p>
+    <w:p>
+      <w:pPr>
+        <w:pStyle w:val="Normal"/>
         <w:spacing w:before="140" w:after="60"/>
         <w:rPr>
           <w:b/>
@@ -1167,9 +1364,18 @@
           <w:szCs w:val="22"/>
         </w:rPr>
       </w:pPr>
-    </w:p>
-    <w:p>
-      <w:pPr>
+      <w:r>
+        <w:rPr>
+          <w:b/>
+          <w:bCs/>
+          <w:sz w:val="22"/>
+          <w:szCs w:val="22"/>
+        </w:rPr>
+      </w:r>
+    </w:p>
+    <w:p>
+      <w:pPr>
+        <w:pStyle w:val="Normal"/>
         <w:spacing w:before="140" w:after="60"/>
         <w:rPr>
           <w:b/>
@@ -1178,9 +1384,18 @@
           <w:szCs w:val="22"/>
         </w:rPr>
       </w:pPr>
-    </w:p>
-    <w:p>
-      <w:pPr>
+      <w:r>
+        <w:rPr>
+          <w:b/>
+          <w:bCs/>
+          <w:sz w:val="22"/>
+          <w:szCs w:val="22"/>
+        </w:rPr>
+      </w:r>
+    </w:p>
+    <w:p>
+      <w:pPr>
+        <w:pStyle w:val="Normal"/>
         <w:spacing w:before="140" w:after="60"/>
         <w:rPr>
           <w:b/>
@@ -1189,9 +1404,18 @@
           <w:szCs w:val="22"/>
         </w:rPr>
       </w:pPr>
-    </w:p>
-    <w:p>
-      <w:pPr>
+      <w:r>
+        <w:rPr>
+          <w:b/>
+          <w:bCs/>
+          <w:sz w:val="22"/>
+          <w:szCs w:val="22"/>
+        </w:rPr>
+      </w:r>
+    </w:p>
+    <w:p>
+      <w:pPr>
+        <w:pStyle w:val="Normal"/>
         <w:spacing w:before="140" w:after="60"/>
         <w:rPr>
           <w:b/>
@@ -1200,9 +1424,18 @@
           <w:szCs w:val="22"/>
         </w:rPr>
       </w:pPr>
-    </w:p>
-    <w:p>
-      <w:pPr>
+      <w:r>
+        <w:rPr>
+          <w:b/>
+          <w:bCs/>
+          <w:sz w:val="22"/>
+          <w:szCs w:val="22"/>
+        </w:rPr>
+      </w:r>
+    </w:p>
+    <w:p>
+      <w:pPr>
+        <w:pStyle w:val="Normal"/>
         <w:spacing w:before="140" w:after="60"/>
         <w:rPr>
           <w:b/>
@@ -1211,19 +1444,28 @@
           <w:szCs w:val="22"/>
         </w:rPr>
       </w:pPr>
-    </w:p>
-    <w:p>
-      <w:pPr>
+      <w:r>
+        <w:rPr>
+          <w:b/>
+          <w:bCs/>
+          <w:sz w:val="22"/>
+          <w:szCs w:val="22"/>
+        </w:rPr>
+      </w:r>
+    </w:p>
+    <w:p>
+      <w:pPr>
+        <w:pStyle w:val="Normal"/>
         <w:spacing w:before="140" w:after="60"/>
-      </w:pPr>
-      <w:r>
-        <w:rPr>
-          <w:b/>
-          <w:bCs/>
-          <w:sz w:val="22"/>
-          <w:szCs w:val="22"/>
-        </w:rPr>
-        <w:lastRenderedPageBreak/>
+        <w:rPr/>
+      </w:pPr>
+      <w:r>
+        <w:rPr>
+          <w:b/>
+          <w:bCs/>
+          <w:sz w:val="22"/>
+          <w:szCs w:val="22"/>
+        </w:rPr>
         <w:t xml:space="preserve">Step 6: </w:t>
       </w:r>
       <w:r>
@@ -1237,49 +1479,46 @@
     <w:tbl>
       <w:tblPr>
         <w:tblW w:w="5000" w:type="pct"/>
-        <w:tblBorders>
-          <w:top w:val="single" w:sz="4" w:space="0" w:color="999999"/>
-          <w:left w:val="single" w:sz="4" w:space="0" w:color="999999"/>
-          <w:bottom w:val="single" w:sz="4" w:space="0" w:color="999999"/>
-          <w:right w:val="single" w:sz="4" w:space="0" w:color="999999"/>
-        </w:tblBorders>
+        <w:jc w:val="start"/>
+        <w:tblInd w:w="0" w:type="dxa"/>
+        <w:tblLayout w:type="fixed"/>
         <w:tblCellMar>
-          <w:left w:w="10" w:type="dxa"/>
-          <w:right w:w="10" w:type="dxa"/>
+          <w:top w:w="500" w:type="dxa"/>
+          <w:start w:w="150" w:type="dxa"/>
+          <w:bottom w:w="500" w:type="dxa"/>
+          <w:end w:w="150" w:type="dxa"/>
         </w:tblCellMar>
-        <w:tblLook w:val="0000" w:firstRow="0" w:lastRow="0" w:firstColumn="0" w:lastColumn="0" w:noHBand="0" w:noVBand="0"/>
+        <w:tblLook w:val="0000" w:noHBand="0" w:noVBand="0" w:firstColumn="0" w:lastRow="0" w:lastColumn="0" w:firstRow="0"/>
       </w:tblPr>
       <w:tblGrid>
-        <w:gridCol w:w="9350"/>
+        <w:gridCol w:w="9360"/>
       </w:tblGrid>
       <w:tr>
-        <w:tblPrEx>
-          <w:tblCellMar>
-            <w:top w:w="0" w:type="dxa"/>
-            <w:bottom w:w="0" w:type="dxa"/>
-          </w:tblCellMar>
-        </w:tblPrEx>
+        <w:trPr/>
         <w:tc>
           <w:tcPr>
-            <w:tcW w:w="0" w:type="auto"/>
-            <w:shd w:val="clear" w:color="auto" w:fill="FAFAFA"/>
-            <w:tcMar>
-              <w:top w:w="500" w:type="dxa"/>
-              <w:left w:w="150" w:type="dxa"/>
-              <w:bottom w:w="500" w:type="dxa"/>
-              <w:right w:w="150" w:type="dxa"/>
-            </w:tcMar>
+            <w:tcW w:w="9360" w:type="dxa"/>
+            <w:tcBorders>
+              <w:top w:val="single" w:sz="4" w:space="0" w:color="999999"/>
+              <w:start w:val="single" w:sz="4" w:space="0" w:color="999999"/>
+              <w:bottom w:val="single" w:sz="4" w:space="0" w:color="999999"/>
+              <w:end w:val="single" w:sz="4" w:space="0" w:color="999999"/>
+            </w:tcBorders>
+            <w:shd w:color="auto" w:fill="FAFAFA" w:val="clear"/>
           </w:tcPr>
           <w:p>
             <w:pPr>
+              <w:pStyle w:val="Normal"/>
               <w:jc w:val="center"/>
+              <w:rPr/>
             </w:pPr>
             <w:r>
+              <w:rPr/>
               <w:drawing>
-                <wp:inline distT="0" distB="0" distL="0" distR="0" wp14:anchorId="33AE4318" wp14:editId="3F50CE6E">
+                <wp:inline distT="0" distB="0" distL="0" distR="0">
                   <wp:extent cx="5943600" cy="3121660"/>
-                  <wp:effectExtent l="0" t="0" r="0" b="2540"/>
-                  <wp:docPr id="288642225" name="Picture 1"/>
+                  <wp:effectExtent l="0" t="0" r="0" b="0"/>
+                  <wp:docPr id="6" name="Image6"/>
                   <wp:cNvGraphicFramePr>
                     <a:graphicFrameLocks xmlns:a="http://schemas.openxmlformats.org/drawingml/2006/main" noChangeAspect="1"/>
                   </wp:cNvGraphicFramePr>
@@ -1287,16 +1526,18 @@
                     <a:graphicData uri="http://schemas.openxmlformats.org/drawingml/2006/picture">
                       <pic:pic xmlns:pic="http://schemas.openxmlformats.org/drawingml/2006/picture">
                         <pic:nvPicPr>
-                          <pic:cNvPr id="288642225" name=""/>
-                          <pic:cNvPicPr/>
+                          <pic:cNvPr id="6" name="Image6"/>
+                          <pic:cNvPicPr>
+                            <a:picLocks noChangeAspect="1" noChangeArrowheads="1"/>
+                          </pic:cNvPicPr>
                         </pic:nvPicPr>
                         <pic:blipFill>
-                          <a:blip r:embed="rId10"/>
+                          <a:blip r:embed="rId7"/>
                           <a:stretch>
                             <a:fillRect/>
                           </a:stretch>
                         </pic:blipFill>
-                        <pic:spPr>
+                        <pic:spPr bwMode="auto">
                           <a:xfrm>
                             <a:off x="0" y="0"/>
                             <a:ext cx="5943600" cy="3121660"/>
@@ -1304,6 +1545,7 @@
                           <a:prstGeom prst="rect">
                             <a:avLst/>
                           </a:prstGeom>
+                          <a:noFill/>
                         </pic:spPr>
                       </pic:pic>
                     </a:graphicData>
@@ -1317,7 +1559,9 @@
     </w:tbl>
     <w:p>
       <w:pPr>
+        <w:pStyle w:val="Normal"/>
         <w:spacing w:before="140" w:after="60"/>
+        <w:rPr/>
       </w:pPr>
       <w:r>
         <w:rPr>
@@ -1339,49 +1583,46 @@
     <w:tbl>
       <w:tblPr>
         <w:tblW w:w="5000" w:type="pct"/>
-        <w:tblBorders>
-          <w:top w:val="single" w:sz="4" w:space="0" w:color="999999"/>
-          <w:left w:val="single" w:sz="4" w:space="0" w:color="999999"/>
-          <w:bottom w:val="single" w:sz="4" w:space="0" w:color="999999"/>
-          <w:right w:val="single" w:sz="4" w:space="0" w:color="999999"/>
-        </w:tblBorders>
+        <w:jc w:val="start"/>
+        <w:tblInd w:w="0" w:type="dxa"/>
+        <w:tblLayout w:type="fixed"/>
         <w:tblCellMar>
-          <w:left w:w="10" w:type="dxa"/>
-          <w:right w:w="10" w:type="dxa"/>
+          <w:top w:w="500" w:type="dxa"/>
+          <w:start w:w="150" w:type="dxa"/>
+          <w:bottom w:w="500" w:type="dxa"/>
+          <w:end w:w="150" w:type="dxa"/>
         </w:tblCellMar>
-        <w:tblLook w:val="0000" w:firstRow="0" w:lastRow="0" w:firstColumn="0" w:lastColumn="0" w:noHBand="0" w:noVBand="0"/>
+        <w:tblLook w:val="0000" w:noHBand="0" w:noVBand="0" w:firstColumn="0" w:lastRow="0" w:lastColumn="0" w:firstRow="0"/>
       </w:tblPr>
       <w:tblGrid>
-        <w:gridCol w:w="9350"/>
+        <w:gridCol w:w="9360"/>
       </w:tblGrid>
       <w:tr>
-        <w:tblPrEx>
-          <w:tblCellMar>
-            <w:top w:w="0" w:type="dxa"/>
-            <w:bottom w:w="0" w:type="dxa"/>
-          </w:tblCellMar>
-        </w:tblPrEx>
+        <w:trPr/>
         <w:tc>
           <w:tcPr>
-            <w:tcW w:w="0" w:type="auto"/>
-            <w:shd w:val="clear" w:color="auto" w:fill="FAFAFA"/>
-            <w:tcMar>
-              <w:top w:w="500" w:type="dxa"/>
-              <w:left w:w="150" w:type="dxa"/>
-              <w:bottom w:w="500" w:type="dxa"/>
-              <w:right w:w="150" w:type="dxa"/>
-            </w:tcMar>
+            <w:tcW w:w="9360" w:type="dxa"/>
+            <w:tcBorders>
+              <w:top w:val="single" w:sz="4" w:space="0" w:color="999999"/>
+              <w:start w:val="single" w:sz="4" w:space="0" w:color="999999"/>
+              <w:bottom w:val="single" w:sz="4" w:space="0" w:color="999999"/>
+              <w:end w:val="single" w:sz="4" w:space="0" w:color="999999"/>
+            </w:tcBorders>
+            <w:shd w:color="auto" w:fill="FAFAFA" w:val="clear"/>
           </w:tcPr>
           <w:p>
             <w:pPr>
+              <w:pStyle w:val="Normal"/>
               <w:jc w:val="center"/>
+              <w:rPr/>
             </w:pPr>
             <w:r>
+              <w:rPr/>
               <w:drawing>
-                <wp:inline distT="0" distB="0" distL="0" distR="0" wp14:anchorId="5F0A475E" wp14:editId="2860BD03">
+                <wp:inline distT="0" distB="0" distL="0" distR="0">
                   <wp:extent cx="5943600" cy="3128010"/>
                   <wp:effectExtent l="0" t="0" r="0" b="0"/>
-                  <wp:docPr id="1180274223" name="Picture 1"/>
+                  <wp:docPr id="7" name="Image7"/>
                   <wp:cNvGraphicFramePr>
                     <a:graphicFrameLocks xmlns:a="http://schemas.openxmlformats.org/drawingml/2006/main" noChangeAspect="1"/>
                   </wp:cNvGraphicFramePr>
@@ -1389,16 +1630,18 @@
                     <a:graphicData uri="http://schemas.openxmlformats.org/drawingml/2006/picture">
                       <pic:pic xmlns:pic="http://schemas.openxmlformats.org/drawingml/2006/picture">
                         <pic:nvPicPr>
-                          <pic:cNvPr id="1180274223" name=""/>
-                          <pic:cNvPicPr/>
+                          <pic:cNvPr id="7" name="Image7"/>
+                          <pic:cNvPicPr>
+                            <a:picLocks noChangeAspect="1" noChangeArrowheads="1"/>
+                          </pic:cNvPicPr>
                         </pic:nvPicPr>
                         <pic:blipFill>
-                          <a:blip r:embed="rId11"/>
+                          <a:blip r:embed="rId8"/>
                           <a:stretch>
                             <a:fillRect/>
                           </a:stretch>
                         </pic:blipFill>
-                        <pic:spPr>
+                        <pic:spPr bwMode="auto">
                           <a:xfrm>
                             <a:off x="0" y="0"/>
                             <a:ext cx="5943600" cy="3128010"/>
@@ -1406,6 +1649,7 @@
                           <a:prstGeom prst="rect">
                             <a:avLst/>
                           </a:prstGeom>
+                          <a:noFill/>
                         </pic:spPr>
                       </pic:pic>
                     </a:graphicData>
@@ -1419,16 +1663,17 @@
     </w:tbl>
     <w:p>
       <w:pPr>
+        <w:pStyle w:val="Normal"/>
         <w:spacing w:before="140" w:after="60"/>
-      </w:pPr>
-      <w:r>
-        <w:rPr>
-          <w:b/>
-          <w:bCs/>
-          <w:sz w:val="22"/>
-          <w:szCs w:val="22"/>
-        </w:rPr>
-        <w:lastRenderedPageBreak/>
+        <w:rPr/>
+      </w:pPr>
+      <w:r>
+        <w:rPr>
+          <w:b/>
+          <w:bCs/>
+          <w:sz w:val="22"/>
+          <w:szCs w:val="22"/>
+        </w:rPr>
         <w:t xml:space="preserve">Step 8: </w:t>
       </w:r>
       <w:r>
@@ -1442,49 +1687,46 @@
     <w:tbl>
       <w:tblPr>
         <w:tblW w:w="5000" w:type="pct"/>
-        <w:tblBorders>
-          <w:top w:val="single" w:sz="4" w:space="0" w:color="999999"/>
-          <w:left w:val="single" w:sz="4" w:space="0" w:color="999999"/>
-          <w:bottom w:val="single" w:sz="4" w:space="0" w:color="999999"/>
-          <w:right w:val="single" w:sz="4" w:space="0" w:color="999999"/>
-        </w:tblBorders>
+        <w:jc w:val="start"/>
+        <w:tblInd w:w="0" w:type="dxa"/>
+        <w:tblLayout w:type="fixed"/>
         <w:tblCellMar>
-          <w:left w:w="10" w:type="dxa"/>
-          <w:right w:w="10" w:type="dxa"/>
+          <w:top w:w="500" w:type="dxa"/>
+          <w:start w:w="150" w:type="dxa"/>
+          <w:bottom w:w="500" w:type="dxa"/>
+          <w:end w:w="150" w:type="dxa"/>
         </w:tblCellMar>
-        <w:tblLook w:val="0000" w:firstRow="0" w:lastRow="0" w:firstColumn="0" w:lastColumn="0" w:noHBand="0" w:noVBand="0"/>
+        <w:tblLook w:val="0000" w:noHBand="0" w:noVBand="0" w:firstColumn="0" w:lastRow="0" w:lastColumn="0" w:firstRow="0"/>
       </w:tblPr>
       <w:tblGrid>
-        <w:gridCol w:w="9350"/>
+        <w:gridCol w:w="9360"/>
       </w:tblGrid>
       <w:tr>
-        <w:tblPrEx>
-          <w:tblCellMar>
-            <w:top w:w="0" w:type="dxa"/>
-            <w:bottom w:w="0" w:type="dxa"/>
-          </w:tblCellMar>
-        </w:tblPrEx>
+        <w:trPr/>
         <w:tc>
           <w:tcPr>
-            <w:tcW w:w="0" w:type="auto"/>
-            <w:shd w:val="clear" w:color="auto" w:fill="FAFAFA"/>
-            <w:tcMar>
-              <w:top w:w="500" w:type="dxa"/>
-              <w:left w:w="150" w:type="dxa"/>
-              <w:bottom w:w="500" w:type="dxa"/>
-              <w:right w:w="150" w:type="dxa"/>
-            </w:tcMar>
+            <w:tcW w:w="9360" w:type="dxa"/>
+            <w:tcBorders>
+              <w:top w:val="single" w:sz="4" w:space="0" w:color="999999"/>
+              <w:start w:val="single" w:sz="4" w:space="0" w:color="999999"/>
+              <w:bottom w:val="single" w:sz="4" w:space="0" w:color="999999"/>
+              <w:end w:val="single" w:sz="4" w:space="0" w:color="999999"/>
+            </w:tcBorders>
+            <w:shd w:color="auto" w:fill="FAFAFA" w:val="clear"/>
           </w:tcPr>
           <w:p>
             <w:pPr>
+              <w:pStyle w:val="Normal"/>
               <w:jc w:val="center"/>
+              <w:rPr/>
             </w:pPr>
             <w:r>
+              <w:rPr/>
               <w:drawing>
-                <wp:inline distT="0" distB="0" distL="0" distR="0" wp14:anchorId="0681DE95" wp14:editId="3F44A031">
+                <wp:inline distT="0" distB="0" distL="0" distR="0">
                   <wp:extent cx="5943600" cy="3134360"/>
-                  <wp:effectExtent l="0" t="0" r="0" b="8890"/>
-                  <wp:docPr id="1995522502" name="Picture 1"/>
+                  <wp:effectExtent l="0" t="0" r="0" b="0"/>
+                  <wp:docPr id="8" name="Image8"/>
                   <wp:cNvGraphicFramePr>
                     <a:graphicFrameLocks xmlns:a="http://schemas.openxmlformats.org/drawingml/2006/main" noChangeAspect="1"/>
                   </wp:cNvGraphicFramePr>
@@ -1492,16 +1734,18 @@
                     <a:graphicData uri="http://schemas.openxmlformats.org/drawingml/2006/picture">
                       <pic:pic xmlns:pic="http://schemas.openxmlformats.org/drawingml/2006/picture">
                         <pic:nvPicPr>
-                          <pic:cNvPr id="1995522502" name=""/>
-                          <pic:cNvPicPr/>
+                          <pic:cNvPr id="8" name="Image8"/>
+                          <pic:cNvPicPr>
+                            <a:picLocks noChangeAspect="1" noChangeArrowheads="1"/>
+                          </pic:cNvPicPr>
                         </pic:nvPicPr>
                         <pic:blipFill>
-                          <a:blip r:embed="rId12"/>
+                          <a:blip r:embed="rId9"/>
                           <a:stretch>
                             <a:fillRect/>
                           </a:stretch>
                         </pic:blipFill>
-                        <pic:spPr>
+                        <pic:spPr bwMode="auto">
                           <a:xfrm>
                             <a:off x="0" y="0"/>
                             <a:ext cx="5943600" cy="3134360"/>
@@ -1509,6 +1753,7 @@
                           <a:prstGeom prst="rect">
                             <a:avLst/>
                           </a:prstGeom>
+                          <a:noFill/>
                         </pic:spPr>
                       </pic:pic>
                     </a:graphicData>
@@ -1522,7 +1767,9 @@
     </w:tbl>
     <w:p>
       <w:pPr>
+        <w:pStyle w:val="Normal"/>
         <w:spacing w:before="140" w:after="60"/>
+        <w:rPr/>
       </w:pPr>
       <w:r>
         <w:rPr>
@@ -1544,49 +1791,46 @@
     <w:tbl>
       <w:tblPr>
         <w:tblW w:w="5000" w:type="pct"/>
-        <w:tblBorders>
-          <w:top w:val="single" w:sz="4" w:space="0" w:color="999999"/>
-          <w:left w:val="single" w:sz="4" w:space="0" w:color="999999"/>
-          <w:bottom w:val="single" w:sz="4" w:space="0" w:color="999999"/>
-          <w:right w:val="single" w:sz="4" w:space="0" w:color="999999"/>
-        </w:tblBorders>
+        <w:jc w:val="start"/>
+        <w:tblInd w:w="0" w:type="dxa"/>
+        <w:tblLayout w:type="fixed"/>
         <w:tblCellMar>
-          <w:left w:w="10" w:type="dxa"/>
-          <w:right w:w="10" w:type="dxa"/>
+          <w:top w:w="500" w:type="dxa"/>
+          <w:start w:w="150" w:type="dxa"/>
+          <w:bottom w:w="500" w:type="dxa"/>
+          <w:end w:w="150" w:type="dxa"/>
         </w:tblCellMar>
-        <w:tblLook w:val="0000" w:firstRow="0" w:lastRow="0" w:firstColumn="0" w:lastColumn="0" w:noHBand="0" w:noVBand="0"/>
+        <w:tblLook w:val="0000" w:noHBand="0" w:noVBand="0" w:firstColumn="0" w:lastRow="0" w:lastColumn="0" w:firstRow="0"/>
       </w:tblPr>
       <w:tblGrid>
-        <w:gridCol w:w="9350"/>
+        <w:gridCol w:w="9360"/>
       </w:tblGrid>
       <w:tr>
-        <w:tblPrEx>
-          <w:tblCellMar>
-            <w:top w:w="0" w:type="dxa"/>
-            <w:bottom w:w="0" w:type="dxa"/>
-          </w:tblCellMar>
-        </w:tblPrEx>
+        <w:trPr/>
         <w:tc>
           <w:tcPr>
-            <w:tcW w:w="0" w:type="auto"/>
-            <w:shd w:val="clear" w:color="auto" w:fill="FAFAFA"/>
-            <w:tcMar>
-              <w:top w:w="500" w:type="dxa"/>
-              <w:left w:w="150" w:type="dxa"/>
-              <w:bottom w:w="500" w:type="dxa"/>
-              <w:right w:w="150" w:type="dxa"/>
-            </w:tcMar>
+            <w:tcW w:w="9360" w:type="dxa"/>
+            <w:tcBorders>
+              <w:top w:val="single" w:sz="4" w:space="0" w:color="999999"/>
+              <w:start w:val="single" w:sz="4" w:space="0" w:color="999999"/>
+              <w:bottom w:val="single" w:sz="4" w:space="0" w:color="999999"/>
+              <w:end w:val="single" w:sz="4" w:space="0" w:color="999999"/>
+            </w:tcBorders>
+            <w:shd w:color="auto" w:fill="FAFAFA" w:val="clear"/>
           </w:tcPr>
           <w:p>
             <w:pPr>
+              <w:pStyle w:val="Normal"/>
               <w:jc w:val="center"/>
+              <w:rPr/>
             </w:pPr>
             <w:r>
+              <w:rPr/>
               <w:drawing>
-                <wp:inline distT="0" distB="0" distL="0" distR="0" wp14:anchorId="266D8D12" wp14:editId="53C9BDE2">
+                <wp:inline distT="0" distB="0" distL="0" distR="0">
                   <wp:extent cx="5943600" cy="3124835"/>
                   <wp:effectExtent l="0" t="0" r="0" b="0"/>
-                  <wp:docPr id="1654692906" name="Picture 1"/>
+                  <wp:docPr id="9" name="Image9"/>
                   <wp:cNvGraphicFramePr>
                     <a:graphicFrameLocks xmlns:a="http://schemas.openxmlformats.org/drawingml/2006/main" noChangeAspect="1"/>
                   </wp:cNvGraphicFramePr>
@@ -1594,16 +1838,18 @@
                     <a:graphicData uri="http://schemas.openxmlformats.org/drawingml/2006/picture">
                       <pic:pic xmlns:pic="http://schemas.openxmlformats.org/drawingml/2006/picture">
                         <pic:nvPicPr>
-                          <pic:cNvPr id="1654692906" name=""/>
-                          <pic:cNvPicPr/>
+                          <pic:cNvPr id="9" name="Image9"/>
+                          <pic:cNvPicPr>
+                            <a:picLocks noChangeAspect="1" noChangeArrowheads="1"/>
+                          </pic:cNvPicPr>
                         </pic:nvPicPr>
                         <pic:blipFill>
-                          <a:blip r:embed="rId13"/>
+                          <a:blip r:embed="rId10"/>
                           <a:stretch>
                             <a:fillRect/>
                           </a:stretch>
                         </pic:blipFill>
-                        <pic:spPr>
+                        <pic:spPr bwMode="auto">
                           <a:xfrm>
                             <a:off x="0" y="0"/>
                             <a:ext cx="5943600" cy="3124835"/>
@@ -1611,6 +1857,7 @@
                           <a:prstGeom prst="rect">
                             <a:avLst/>
                           </a:prstGeom>
+                          <a:noFill/>
                         </pic:spPr>
                       </pic:pic>
                     </a:graphicData>
@@ -1619,6 +1866,7 @@
               </w:drawing>
             </w:r>
             <w:r>
+              <w:rPr/>
               <w:t xml:space="preserve"> </w:t>
             </w:r>
           </w:p>
@@ -1641,23 +1889,13 @@
           <w:sz w:val="26"/>
           <w:szCs w:val="26"/>
         </w:rPr>
-        <w:lastRenderedPageBreak/>
-        <w:t>IMPLEMENTATION WITH OUTPU</w:t>
-      </w:r>
-      <w:r>
-        <w:rPr>
-          <w:b/>
-          <w:bCs/>
-          <w:color w:val="auto"/>
-          <w:sz w:val="26"/>
-          <w:szCs w:val="26"/>
-        </w:rPr>
-        <w:t>T</w:t>
-      </w:r>
-    </w:p>
-    <w:p>
-      <w:pPr>
-        <w:spacing w:after="100"/>
+        <w:t>IMPLEMENTATION WITH OUTPUT</w:t>
+      </w:r>
+    </w:p>
+    <w:p>
+      <w:pPr>
+        <w:pStyle w:val="Normal"/>
+        <w:spacing w:before="0" w:after="100"/>
         <w:rPr>
           <w:sz w:val="22"/>
           <w:szCs w:val="22"/>
@@ -1673,25 +1911,40 @@
     </w:p>
     <w:p>
       <w:pPr>
-        <w:spacing w:after="100"/>
-        <w:rPr>
-          <w:sz w:val="22"/>
-          <w:szCs w:val="22"/>
-        </w:rPr>
-      </w:pPr>
-    </w:p>
-    <w:p>
-      <w:pPr>
-        <w:spacing w:after="100"/>
-        <w:rPr>
-          <w:sz w:val="22"/>
-          <w:szCs w:val="22"/>
-        </w:rPr>
-      </w:pPr>
-    </w:p>
-    <w:p>
-      <w:pPr>
-        <w:spacing w:after="100"/>
+        <w:pStyle w:val="Normal"/>
+        <w:spacing w:before="0" w:after="100"/>
+        <w:rPr>
+          <w:sz w:val="22"/>
+          <w:szCs w:val="22"/>
+        </w:rPr>
+      </w:pPr>
+      <w:r>
+        <w:rPr>
+          <w:sz w:val="22"/>
+          <w:szCs w:val="22"/>
+        </w:rPr>
+      </w:r>
+    </w:p>
+    <w:p>
+      <w:pPr>
+        <w:pStyle w:val="Normal"/>
+        <w:spacing w:before="0" w:after="100"/>
+        <w:rPr>
+          <w:sz w:val="22"/>
+          <w:szCs w:val="22"/>
+        </w:rPr>
+      </w:pPr>
+      <w:r>
+        <w:rPr>
+          <w:sz w:val="22"/>
+          <w:szCs w:val="22"/>
+        </w:rPr>
+      </w:r>
+    </w:p>
+    <w:p>
+      <w:pPr>
+        <w:pStyle w:val="Normal"/>
+        <w:spacing w:before="0" w:after="100"/>
         <w:rPr>
           <w:b/>
           <w:bCs/>
@@ -1714,45 +1967,37 @@
     </w:p>
     <w:p>
       <w:pPr>
-        <w:spacing w:after="100"/>
-        <w:rPr>
-          <w:sz w:val="22"/>
-          <w:szCs w:val="22"/>
-        </w:rPr>
-      </w:pPr>
-    </w:p>
-    <w:p>
-      <w:pPr>
-        <w:spacing w:after="100"/>
+        <w:pStyle w:val="Normal"/>
+        <w:spacing w:before="0" w:after="100"/>
+        <w:rPr>
+          <w:sz w:val="22"/>
+          <w:szCs w:val="22"/>
+        </w:rPr>
+      </w:pPr>
+      <w:r>
+        <w:rPr>
+          <w:sz w:val="22"/>
+          <w:szCs w:val="22"/>
+        </w:rPr>
+      </w:r>
+    </w:p>
+    <w:p>
+      <w:pPr>
+        <w:pStyle w:val="Normal"/>
+        <w:spacing w:before="0" w:after="100"/>
         <w:rPr>
           <w:sz w:val="24"/>
           <w:szCs w:val="24"/>
         </w:rPr>
       </w:pPr>
-      <w:hyperlink r:id="rId14" w:history="1">
+      <w:hyperlink r:id="rId11">
         <w:r>
           <w:rPr>
             <w:rStyle w:val="Hyperlink"/>
             <w:sz w:val="24"/>
             <w:szCs w:val="24"/>
           </w:rPr>
-          <w:t>https://drive.google.com/file/d/1yMPmlbm2</w:t>
-        </w:r>
-        <w:r>
-          <w:rPr>
-            <w:rStyle w:val="Hyperlink"/>
-            <w:sz w:val="24"/>
-            <w:szCs w:val="24"/>
-          </w:rPr>
-          <w:t>v</w:t>
-        </w:r>
-        <w:r>
-          <w:rPr>
-            <w:rStyle w:val="Hyperlink"/>
-            <w:sz w:val="24"/>
-            <w:szCs w:val="24"/>
-          </w:rPr>
-          <w:t>vaUzKa041UF2izgnsfI_9RD/view?usp=sharing</w:t>
+          <w:t>https://drive.google.com/file/d/1yMPmlbm2vvaUzKa041UF2izgnsfI_9RD/view?usp=sharing</w:t>
         </w:r>
       </w:hyperlink>
       <w:r>
@@ -1775,15 +2020,6 @@
           <w:szCs w:val="26"/>
         </w:rPr>
       </w:pPr>
-    </w:p>
-    <w:p>
-      <w:pPr>
-        <w:pStyle w:val="Heading1"/>
-        <w:spacing w:before="320" w:after="150"/>
-        <w:rPr>
-          <w:color w:val="auto"/>
-        </w:rPr>
-      </w:pPr>
       <w:r>
         <w:rPr>
           <w:b/>
@@ -1792,137 +2028,320 @@
           <w:sz w:val="26"/>
           <w:szCs w:val="26"/>
         </w:rPr>
+      </w:r>
+    </w:p>
+    <w:p>
+      <w:pPr>
+        <w:pStyle w:val="Heading1"/>
+        <w:spacing w:before="320" w:after="150"/>
+        <w:rPr>
+          <w:color w:val="auto"/>
+        </w:rPr>
+      </w:pPr>
+      <w:r>
+        <w:rPr>
+          <w:b/>
+          <w:bCs/>
+          <w:color w:val="auto"/>
+          <w:sz w:val="26"/>
+          <w:szCs w:val="26"/>
+        </w:rPr>
         <w:t>CONCLUSION</w:t>
       </w:r>
     </w:p>
     <w:p>
       <w:pPr>
-        <w:spacing w:after="100"/>
-      </w:pPr>
-      <w:r>
-        <w:rPr>
-          <w:sz w:val="22"/>
-          <w:szCs w:val="22"/>
-        </w:rPr>
-        <w:t xml:space="preserve">A 3D object was successfully animated in Blender using keyframes to define its motion over time, with the interpolation between frames producing smooth movement. This </w:t>
-      </w:r>
-      <w:proofErr w:type="gramStart"/>
-      <w:r>
-        <w:rPr>
-          <w:sz w:val="22"/>
-          <w:szCs w:val="22"/>
-        </w:rPr>
-        <w:t>exercise built</w:t>
-      </w:r>
-      <w:proofErr w:type="gramEnd"/>
-      <w:r>
-        <w:rPr>
-          <w:sz w:val="22"/>
-          <w:szCs w:val="22"/>
-        </w:rPr>
-        <w:t xml:space="preserve"> familiarity with Blender's animation and rendering workflow, which extends directly to animating robot linkages or end-effector paths for visualisation and presentation purposes.</w:t>
+        <w:pStyle w:val="Normal"/>
+        <w:spacing w:before="0" w:after="100"/>
+        <w:rPr/>
+      </w:pPr>
+      <w:r>
+        <w:rPr>
+          <w:sz w:val="22"/>
+          <w:szCs w:val="22"/>
+        </w:rPr>
+        <w:t>A 3D object was successfully animated in Blender using keyframes to define its motion over time, with the interpolation between frames producing smooth movement. This exercise built familiarity with Blender's animation and rendering workflow, which extends directly to animating robot linkages or end-effector paths for visualisation and presentation purposes.</w:t>
       </w:r>
     </w:p>
     <w:sectPr>
+      <w:type w:val="nextPage"/>
       <w:pgSz w:w="12240" w:h="15840"/>
-      <w:pgMar w:top="1440" w:right="1440" w:bottom="1440" w:left="1440" w:header="708" w:footer="708" w:gutter="0"/>
-      <w:cols w:space="720"/>
-      <w:docGrid w:linePitch="360"/>
+      <w:pgMar w:left="1440" w:right="1440" w:gutter="0" w:header="0" w:top="1440" w:footer="0" w:bottom="1440"/>
+      <w:pgNumType w:fmt="decimal"/>
+      <w:formProt w:val="false"/>
+      <w:textDirection w:val="lrTb"/>
+      <w:docGrid w:type="default" w:linePitch="360" w:charSpace="0"/>
     </w:sectPr>
   </w:body>
 </w:document>
 </file>
 
 <file path=word/numbering.xml><?xml version="1.0" encoding="utf-8"?>
-<w:numbering xmlns:wpc="http://schemas.microsoft.com/office/word/2010/wordprocessingCanvas" xmlns:cx="http://schemas.microsoft.com/office/drawing/2014/chartex" xmlns:cx1="http://schemas.microsoft.com/office/drawing/2015/9/8/chartex" xmlns:cx2="http://schemas.microsoft.com/office/drawing/2015/10/21/chartex" xmlns:cx3="http://schemas.microsoft.com/office/drawing/2016/5/9/chartex" xmlns:cx4="http://schemas.microsoft.com/office/drawing/2016/5/10/chartex" xmlns:cx5="http://schemas.microsoft.com/office/drawing/2016/5/11/chartex" xmlns:cx6="http://schemas.microsoft.com/office/drawing/2016/5/12/chartex" xmlns:cx7="http://schemas.microsoft.com/office/drawing/2016/5/13/chartex" xmlns:cx8="http://schemas.microsoft.com/office/drawing/2016/5/14/chartex" xmlns:mc="http://schemas.openxmlformats.org/markup-compatibility/2006" xmlns:aink="http://schemas.microsoft.com/office/drawing/2016/ink" xmlns:am3d="http://schemas.microsoft.com/office/drawing/2017/model3d" xmlns:o="urn:schemas-microsoft-com:office:office" xmlns:oel="http://schemas.microsoft.com/office/2019/extlst" xmlns:r="http://schemas.openxmlformats.org/officeDocument/2006/relationships" xmlns:m="http://schemas.openxmlformats.org/officeDocument/2006/math" xmlns:v="urn:schemas-microsoft-com:vml" xmlns:wp14="http://schemas.microsoft.com/office/word/2010/wordprocessingDrawing" xmlns:wp="http://schemas.openxmlformats.org/drawingml/2006/wordprocessingDrawing" xmlns:w10="urn:schemas-microsoft-com:office:word" xmlns:w="http://schemas.openxmlformats.org/wordprocessingml/2006/main" xmlns:w14="http://schemas.microsoft.com/office/word/2010/wordml" xmlns:w15="http://schemas.microsoft.com/office/word/2012/wordml" xmlns:w16cex="http://schemas.microsoft.com/office/word/2018/wordml/cex" xmlns:w16cid="http://schemas.microsoft.com/office/word/2016/wordml/cid" xmlns:w16="http://schemas.microsoft.com/office/word/2018/wordml" xmlns:w16du="http://schemas.microsoft.com/office/word/2023/wordml/word16du" xmlns:w16sdtdh="http://schemas.microsoft.com/office/word/2020/wordml/sdtdatahash" xmlns:w16sdtfl="http://schemas.microsoft.com/office/word/2024/wordml/sdtformatlock" xmlns:w16se="http://schemas.microsoft.com/office/word/2015/wordml/symex" xmlns:wpg="http://schemas.microsoft.com/office/word/2010/wordprocessingGroup" xmlns:wpi="http://schemas.microsoft.com/office/word/2010/wordprocessingInk" xmlns:wne="http://schemas.microsoft.com/office/word/2006/wordml" xmlns:wps="http://schemas.microsoft.com/office/word/2010/wordprocessingShape" mc:Ignorable="w14 w15 w16se w16cid w16 w16cex w16sdtdh w16sdtfl w16du wp14">
-  <w:abstractNum w:abstractNumId="0" w15:restartNumberingAfterBreak="0">
-    <w:nsid w:val="59FA1D92"/>
-    <w:multiLevelType w:val="hybridMultilevel"/>
-    <w:tmpl w:val="A5067684"/>
-    <w:lvl w:ilvl="0" w:tplc="314C9002">
+<w:numbering xmlns:w="http://schemas.openxmlformats.org/wordprocessingml/2006/main" xmlns:o="urn:schemas-microsoft-com:office:office" xmlns:r="http://schemas.openxmlformats.org/officeDocument/2006/relationships" xmlns:v="urn:schemas-microsoft-com:vml" xmlns:mc="http://schemas.openxmlformats.org/markup-compatibility/2006" xmlns:w14="http://schemas.microsoft.com/office/word/2010/wordml" mc:Ignorable="w14">
+  <w:abstractNum w:abstractNumId="1">
+    <w:lvl w:ilvl="0">
       <w:start w:val="1"/>
       <w:numFmt w:val="bullet"/>
-      <w:lvlText w:val="●"/>
-      <w:lvlJc w:val="left"/>
-      <w:pPr>
-        <w:ind w:left="720" w:hanging="360"/>
-      </w:pPr>
+      <w:lvlText w:val=""/>
+      <w:lvlJc w:val="start"/>
+      <w:pPr>
+        <w:tabs>
+          <w:tab w:val="num" w:pos="0"/>
+        </w:tabs>
+        <w:ind w:start="720" w:hanging="360"/>
+      </w:pPr>
+      <w:rPr>
+        <w:rFonts w:ascii="Wingdings" w:hAnsi="Wingdings" w:cs="Wingdings" w:hint="default"/>
+      </w:rPr>
     </w:lvl>
-    <w:lvl w:ilvl="1" w:tplc="1D8ABF62">
+    <w:lvl w:ilvl="1">
       <w:start w:val="1"/>
       <w:numFmt w:val="bullet"/>
-      <w:lvlText w:val="○"/>
-      <w:lvlJc w:val="left"/>
-      <w:pPr>
-        <w:ind w:left="1440" w:hanging="360"/>
-      </w:pPr>
+      <w:lvlText w:val=""/>
+      <w:lvlJc w:val="start"/>
+      <w:pPr>
+        <w:tabs>
+          <w:tab w:val="num" w:pos="0"/>
+        </w:tabs>
+        <w:ind w:start="1440" w:hanging="360"/>
+      </w:pPr>
+      <w:rPr>
+        <w:rFonts w:ascii="Wingdings 2" w:hAnsi="Wingdings 2" w:cs="Wingdings 2" w:hint="default"/>
+      </w:rPr>
     </w:lvl>
-    <w:lvl w:ilvl="2" w:tplc="B7AEFFCE">
+    <w:lvl w:ilvl="2">
       <w:start w:val="1"/>
       <w:numFmt w:val="bullet"/>
       <w:lvlText w:val="■"/>
-      <w:lvlJc w:val="left"/>
-      <w:pPr>
-        <w:ind w:left="2160" w:hanging="360"/>
-      </w:pPr>
+      <w:lvlJc w:val="start"/>
+      <w:pPr>
+        <w:tabs>
+          <w:tab w:val="num" w:pos="0"/>
+        </w:tabs>
+        <w:ind w:start="2160" w:hanging="360"/>
+      </w:pPr>
+      <w:rPr>
+        <w:rFonts w:ascii="OpenSymbol" w:hAnsi="OpenSymbol" w:cs="OpenSymbol" w:hint="default"/>
+      </w:rPr>
     </w:lvl>
-    <w:lvl w:ilvl="3" w:tplc="3572B966">
+    <w:lvl w:ilvl="3">
       <w:start w:val="1"/>
       <w:numFmt w:val="bullet"/>
-      <w:lvlText w:val="●"/>
-      <w:lvlJc w:val="left"/>
-      <w:pPr>
-        <w:ind w:left="2880" w:hanging="360"/>
-      </w:pPr>
+      <w:lvlText w:val=""/>
+      <w:lvlJc w:val="start"/>
+      <w:pPr>
+        <w:tabs>
+          <w:tab w:val="num" w:pos="0"/>
+        </w:tabs>
+        <w:ind w:start="2880" w:hanging="360"/>
+      </w:pPr>
+      <w:rPr>
+        <w:rFonts w:ascii="Wingdings" w:hAnsi="Wingdings" w:cs="Wingdings" w:hint="default"/>
+      </w:rPr>
     </w:lvl>
-    <w:lvl w:ilvl="4" w:tplc="1CC047D4">
+    <w:lvl w:ilvl="4">
       <w:start w:val="1"/>
       <w:numFmt w:val="bullet"/>
-      <w:lvlText w:val="○"/>
-      <w:lvlJc w:val="left"/>
-      <w:pPr>
-        <w:ind w:left="3600" w:hanging="360"/>
-      </w:pPr>
+      <w:lvlText w:val=""/>
+      <w:lvlJc w:val="start"/>
+      <w:pPr>
+        <w:tabs>
+          <w:tab w:val="num" w:pos="0"/>
+        </w:tabs>
+        <w:ind w:start="3600" w:hanging="360"/>
+      </w:pPr>
+      <w:rPr>
+        <w:rFonts w:ascii="Wingdings 2" w:hAnsi="Wingdings 2" w:cs="Wingdings 2" w:hint="default"/>
+      </w:rPr>
     </w:lvl>
-    <w:lvl w:ilvl="5" w:tplc="0AA4846C">
+    <w:lvl w:ilvl="5">
       <w:start w:val="1"/>
       <w:numFmt w:val="bullet"/>
       <w:lvlText w:val="■"/>
-      <w:lvlJc w:val="left"/>
-      <w:pPr>
-        <w:ind w:left="4320" w:hanging="360"/>
-      </w:pPr>
+      <w:lvlJc w:val="start"/>
+      <w:pPr>
+        <w:tabs>
+          <w:tab w:val="num" w:pos="0"/>
+        </w:tabs>
+        <w:ind w:start="4320" w:hanging="360"/>
+      </w:pPr>
+      <w:rPr>
+        <w:rFonts w:ascii="OpenSymbol" w:hAnsi="OpenSymbol" w:cs="OpenSymbol" w:hint="default"/>
+      </w:rPr>
     </w:lvl>
-    <w:lvl w:ilvl="6" w:tplc="910E2CB0">
+    <w:lvl w:ilvl="6">
       <w:start w:val="1"/>
       <w:numFmt w:val="bullet"/>
-      <w:lvlText w:val="●"/>
-      <w:lvlJc w:val="left"/>
-      <w:pPr>
-        <w:ind w:left="5040" w:hanging="360"/>
-      </w:pPr>
+      <w:lvlText w:val=""/>
+      <w:lvlJc w:val="start"/>
+      <w:pPr>
+        <w:tabs>
+          <w:tab w:val="num" w:pos="0"/>
+        </w:tabs>
+        <w:ind w:start="5040" w:hanging="360"/>
+      </w:pPr>
+      <w:rPr>
+        <w:rFonts w:ascii="Wingdings" w:hAnsi="Wingdings" w:cs="Wingdings" w:hint="default"/>
+      </w:rPr>
     </w:lvl>
-    <w:lvl w:ilvl="7" w:tplc="D31A2F80">
+    <w:lvl w:ilvl="7">
       <w:start w:val="1"/>
       <w:numFmt w:val="bullet"/>
-      <w:lvlText w:val="●"/>
-      <w:lvlJc w:val="left"/>
-      <w:pPr>
-        <w:ind w:left="5760" w:hanging="360"/>
-      </w:pPr>
+      <w:lvlText w:val=""/>
+      <w:lvlJc w:val="start"/>
+      <w:pPr>
+        <w:tabs>
+          <w:tab w:val="num" w:pos="0"/>
+        </w:tabs>
+        <w:ind w:start="5760" w:hanging="360"/>
+      </w:pPr>
+      <w:rPr>
+        <w:rFonts w:ascii="Wingdings" w:hAnsi="Wingdings" w:cs="Wingdings" w:hint="default"/>
+      </w:rPr>
     </w:lvl>
-    <w:lvl w:ilvl="8" w:tplc="C05052C8">
+    <w:lvl w:ilvl="8">
       <w:start w:val="1"/>
       <w:numFmt w:val="bullet"/>
-      <w:lvlText w:val="●"/>
-      <w:lvlJc w:val="left"/>
-      <w:pPr>
-        <w:ind w:left="6480" w:hanging="360"/>
-      </w:pPr>
+      <w:lvlText w:val=""/>
+      <w:lvlJc w:val="start"/>
+      <w:pPr>
+        <w:tabs>
+          <w:tab w:val="num" w:pos="0"/>
+        </w:tabs>
+        <w:ind w:start="6480" w:hanging="360"/>
+      </w:pPr>
+      <w:rPr>
+        <w:rFonts w:ascii="Wingdings" w:hAnsi="Wingdings" w:cs="Wingdings" w:hint="default"/>
+      </w:rPr>
     </w:lvl>
   </w:abstractNum>
-  <w:num w:numId="1" w16cid:durableId="82799546">
-    <w:abstractNumId w:val="0"/>
+  <w:abstractNum w:abstractNumId="2">
+    <w:lvl w:ilvl="0">
+      <w:start w:val="1"/>
+      <w:numFmt w:val="none"/>
+      <w:suff w:val="nothing"/>
+      <w:lvlText w:val=""/>
+      <w:lvlJc w:val="start"/>
+      <w:pPr>
+        <w:tabs>
+          <w:tab w:val="num" w:pos="0"/>
+        </w:tabs>
+        <w:ind w:start="0" w:hanging="0"/>
+      </w:pPr>
+    </w:lvl>
+    <w:lvl w:ilvl="1">
+      <w:start w:val="1"/>
+      <w:numFmt w:val="none"/>
+      <w:suff w:val="nothing"/>
+      <w:lvlText w:val=""/>
+      <w:lvlJc w:val="start"/>
+      <w:pPr>
+        <w:tabs>
+          <w:tab w:val="num" w:pos="0"/>
+        </w:tabs>
+        <w:ind w:start="0" w:hanging="0"/>
+      </w:pPr>
+    </w:lvl>
+    <w:lvl w:ilvl="2">
+      <w:start w:val="1"/>
+      <w:numFmt w:val="none"/>
+      <w:suff w:val="nothing"/>
+      <w:lvlText w:val=""/>
+      <w:lvlJc w:val="start"/>
+      <w:pPr>
+        <w:tabs>
+          <w:tab w:val="num" w:pos="0"/>
+        </w:tabs>
+        <w:ind w:start="0" w:hanging="0"/>
+      </w:pPr>
+    </w:lvl>
+    <w:lvl w:ilvl="3">
+      <w:start w:val="1"/>
+      <w:numFmt w:val="none"/>
+      <w:suff w:val="nothing"/>
+      <w:lvlText w:val=""/>
+      <w:lvlJc w:val="start"/>
+      <w:pPr>
+        <w:tabs>
+          <w:tab w:val="num" w:pos="0"/>
+        </w:tabs>
+        <w:ind w:start="0" w:hanging="0"/>
+      </w:pPr>
+    </w:lvl>
+    <w:lvl w:ilvl="4">
+      <w:start w:val="1"/>
+      <w:numFmt w:val="none"/>
+      <w:suff w:val="nothing"/>
+      <w:lvlText w:val=""/>
+      <w:lvlJc w:val="start"/>
+      <w:pPr>
+        <w:tabs>
+          <w:tab w:val="num" w:pos="0"/>
+        </w:tabs>
+        <w:ind w:start="0" w:hanging="0"/>
+      </w:pPr>
+    </w:lvl>
+    <w:lvl w:ilvl="5">
+      <w:start w:val="1"/>
+      <w:numFmt w:val="none"/>
+      <w:suff w:val="nothing"/>
+      <w:lvlText w:val=""/>
+      <w:lvlJc w:val="start"/>
+      <w:pPr>
+        <w:tabs>
+          <w:tab w:val="num" w:pos="0"/>
+        </w:tabs>
+        <w:ind w:start="0" w:hanging="0"/>
+      </w:pPr>
+    </w:lvl>
+    <w:lvl w:ilvl="6">
+      <w:start w:val="1"/>
+      <w:numFmt w:val="none"/>
+      <w:suff w:val="nothing"/>
+      <w:lvlText w:val=""/>
+      <w:lvlJc w:val="start"/>
+      <w:pPr>
+        <w:tabs>
+          <w:tab w:val="num" w:pos="0"/>
+        </w:tabs>
+        <w:ind w:start="0" w:hanging="0"/>
+      </w:pPr>
+    </w:lvl>
+    <w:lvl w:ilvl="7">
+      <w:start w:val="1"/>
+      <w:numFmt w:val="none"/>
+      <w:suff w:val="nothing"/>
+      <w:lvlText w:val=""/>
+      <w:lvlJc w:val="start"/>
+      <w:pPr>
+        <w:tabs>
+          <w:tab w:val="num" w:pos="0"/>
+        </w:tabs>
+        <w:ind w:start="0" w:hanging="0"/>
+      </w:pPr>
+    </w:lvl>
+    <w:lvl w:ilvl="8">
+      <w:start w:val="1"/>
+      <w:numFmt w:val="none"/>
+      <w:suff w:val="nothing"/>
+      <w:lvlText w:val=""/>
+      <w:lvlJc w:val="start"/>
+      <w:pPr>
+        <w:tabs>
+          <w:tab w:val="num" w:pos="0"/>
+        </w:tabs>
+        <w:ind w:start="0" w:hanging="0"/>
+      </w:pPr>
+    </w:lvl>
+  </w:abstractNum>
+  <w:num w:numId="1">
+    <w:abstractNumId w:val="1"/>
+  </w:num>
+  <w:num w:numId="2">
+    <w:abstractNumId w:val="2"/>
+  </w:num>
+  <w:num w:numId="3">
+    <w:abstractNumId w:val="1"/>
     <w:lvlOverride w:ilvl="0">
       <w:startOverride w:val="1"/>
     </w:lvlOverride>
@@ -1931,27 +2350,31 @@
 </file>
 
 <file path=word/styles.xml><?xml version="1.0" encoding="utf-8"?>
-<w:styles xmlns:mc="http://schemas.openxmlformats.org/markup-compatibility/2006" xmlns:r="http://schemas.openxmlformats.org/officeDocument/2006/relationships" xmlns:w="http://schemas.openxmlformats.org/wordprocessingml/2006/main" xmlns:w14="http://schemas.microsoft.com/office/word/2010/wordml" xmlns:w15="http://schemas.microsoft.com/office/word/2012/wordml" xmlns:w16cex="http://schemas.microsoft.com/office/word/2018/wordml/cex" xmlns:w16cid="http://schemas.microsoft.com/office/word/2016/wordml/cid" xmlns:w16="http://schemas.microsoft.com/office/word/2018/wordml" xmlns:w16du="http://schemas.microsoft.com/office/word/2023/wordml/word16du" xmlns:w16sdtdh="http://schemas.microsoft.com/office/word/2020/wordml/sdtdatahash" xmlns:w16sdtfl="http://schemas.microsoft.com/office/word/2024/wordml/sdtformatlock" xmlns:w16se="http://schemas.microsoft.com/office/word/2015/wordml/symex" mc:Ignorable="w14 w15 w16se w16cid w16 w16cex w16sdtdh w16sdtfl w16du">
+<w:styles xmlns:w="http://schemas.openxmlformats.org/wordprocessingml/2006/main" xmlns:w14="http://schemas.microsoft.com/office/word/2010/wordml" xmlns:mc="http://schemas.openxmlformats.org/markup-compatibility/2006" mc:Ignorable="w14">
   <w:docDefaults>
     <w:rPrDefault>
       <w:rPr>
-        <w:rFonts w:ascii="Times New Roman" w:eastAsia="Times New Roman" w:hAnsi="Times New Roman" w:cs="Times New Roman"/>
+        <w:rFonts w:ascii="Times New Roman" w:hAnsi="Times New Roman" w:eastAsia="Times New Roman" w:cs="Times New Roman"/>
         <w:lang w:val="en-IN" w:eastAsia="en-IN" w:bidi="ar-SA"/>
       </w:rPr>
     </w:rPrDefault>
-    <w:pPrDefault/>
+    <w:pPrDefault>
+      <w:pPr>
+        <w:suppressAutoHyphens w:val="true"/>
+      </w:pPr>
+    </w:pPrDefault>
   </w:docDefaults>
   <w:latentStyles w:defLockedState="0" w:defUIPriority="99" w:defSemiHidden="0" w:defUnhideWhenUsed="0" w:defQFormat="0" w:count="376">
     <w:lsdException w:name="Normal" w:uiPriority="0" w:qFormat="1"/>
     <w:lsdException w:name="heading 1" w:uiPriority="9" w:qFormat="1"/>
-    <w:lsdException w:name="heading 2" w:semiHidden="1" w:uiPriority="9" w:unhideWhenUsed="1" w:qFormat="1"/>
-    <w:lsdException w:name="heading 3" w:semiHidden="1" w:uiPriority="9" w:unhideWhenUsed="1" w:qFormat="1"/>
-    <w:lsdException w:name="heading 4" w:semiHidden="1" w:uiPriority="9" w:unhideWhenUsed="1" w:qFormat="1"/>
-    <w:lsdException w:name="heading 5" w:semiHidden="1" w:uiPriority="9" w:unhideWhenUsed="1" w:qFormat="1"/>
-    <w:lsdException w:name="heading 6" w:semiHidden="1" w:uiPriority="9" w:unhideWhenUsed="1" w:qFormat="1"/>
-    <w:lsdException w:name="heading 7" w:semiHidden="1" w:uiPriority="9" w:unhideWhenUsed="1" w:qFormat="1"/>
-    <w:lsdException w:name="heading 8" w:semiHidden="1" w:uiPriority="9" w:unhideWhenUsed="1" w:qFormat="1"/>
-    <w:lsdException w:name="heading 9" w:semiHidden="1" w:uiPriority="9" w:unhideWhenUsed="1" w:qFormat="1"/>
+    <w:lsdException w:name="heading 2" w:uiPriority="9" w:semiHidden="1" w:unhideWhenUsed="1" w:qFormat="1"/>
+    <w:lsdException w:name="heading 3" w:uiPriority="9" w:semiHidden="1" w:unhideWhenUsed="1" w:qFormat="1"/>
+    <w:lsdException w:name="heading 4" w:uiPriority="9" w:semiHidden="1" w:unhideWhenUsed="1" w:qFormat="1"/>
+    <w:lsdException w:name="heading 5" w:uiPriority="9" w:semiHidden="1" w:unhideWhenUsed="1" w:qFormat="1"/>
+    <w:lsdException w:name="heading 6" w:uiPriority="9" w:semiHidden="1" w:unhideWhenUsed="1" w:qFormat="1"/>
+    <w:lsdException w:name="heading 7" w:uiPriority="9" w:semiHidden="1" w:unhideWhenUsed="1" w:qFormat="1"/>
+    <w:lsdException w:name="heading 8" w:uiPriority="9" w:semiHidden="1" w:unhideWhenUsed="1" w:qFormat="1"/>
+    <w:lsdException w:name="heading 9" w:uiPriority="9" w:semiHidden="1" w:unhideWhenUsed="1" w:qFormat="1"/>
     <w:lsdException w:name="index 1" w:semiHidden="1" w:unhideWhenUsed="1"/>
     <w:lsdException w:name="index 2" w:semiHidden="1" w:unhideWhenUsed="1"/>
     <w:lsdException w:name="index 3" w:semiHidden="1" w:unhideWhenUsed="1"/>
@@ -1961,22 +2384,22 @@
     <w:lsdException w:name="index 7" w:semiHidden="1" w:unhideWhenUsed="1"/>
     <w:lsdException w:name="index 8" w:semiHidden="1" w:unhideWhenUsed="1"/>
     <w:lsdException w:name="index 9" w:semiHidden="1" w:unhideWhenUsed="1"/>
-    <w:lsdException w:name="toc 1" w:semiHidden="1" w:uiPriority="39" w:unhideWhenUsed="1"/>
-    <w:lsdException w:name="toc 2" w:semiHidden="1" w:uiPriority="39" w:unhideWhenUsed="1"/>
-    <w:lsdException w:name="toc 3" w:semiHidden="1" w:uiPriority="39" w:unhideWhenUsed="1"/>
-    <w:lsdException w:name="toc 4" w:semiHidden="1" w:uiPriority="39" w:unhideWhenUsed="1"/>
-    <w:lsdException w:name="toc 5" w:semiHidden="1" w:uiPriority="39" w:unhideWhenUsed="1"/>
-    <w:lsdException w:name="toc 6" w:semiHidden="1" w:uiPriority="39" w:unhideWhenUsed="1"/>
-    <w:lsdException w:name="toc 7" w:semiHidden="1" w:uiPriority="39" w:unhideWhenUsed="1"/>
-    <w:lsdException w:name="toc 8" w:semiHidden="1" w:uiPriority="39" w:unhideWhenUsed="1"/>
-    <w:lsdException w:name="toc 9" w:semiHidden="1" w:uiPriority="39" w:unhideWhenUsed="1"/>
+    <w:lsdException w:name="toc 1" w:uiPriority="39" w:semiHidden="1" w:unhideWhenUsed="1"/>
+    <w:lsdException w:name="toc 2" w:uiPriority="39" w:semiHidden="1" w:unhideWhenUsed="1"/>
+    <w:lsdException w:name="toc 3" w:uiPriority="39" w:semiHidden="1" w:unhideWhenUsed="1"/>
+    <w:lsdException w:name="toc 4" w:uiPriority="39" w:semiHidden="1" w:unhideWhenUsed="1"/>
+    <w:lsdException w:name="toc 5" w:uiPriority="39" w:semiHidden="1" w:unhideWhenUsed="1"/>
+    <w:lsdException w:name="toc 6" w:uiPriority="39" w:semiHidden="1" w:unhideWhenUsed="1"/>
+    <w:lsdException w:name="toc 7" w:uiPriority="39" w:semiHidden="1" w:unhideWhenUsed="1"/>
+    <w:lsdException w:name="toc 8" w:uiPriority="39" w:semiHidden="1" w:unhideWhenUsed="1"/>
+    <w:lsdException w:name="toc 9" w:uiPriority="39" w:semiHidden="1" w:unhideWhenUsed="1"/>
     <w:lsdException w:name="Normal Indent" w:semiHidden="1" w:unhideWhenUsed="1"/>
     <w:lsdException w:name="footnote text" w:semiHidden="1" w:unhideWhenUsed="1"/>
     <w:lsdException w:name="annotation text" w:semiHidden="1" w:unhideWhenUsed="1"/>
     <w:lsdException w:name="header" w:semiHidden="1" w:unhideWhenUsed="1"/>
     <w:lsdException w:name="footer" w:semiHidden="1" w:unhideWhenUsed="1"/>
     <w:lsdException w:name="index heading" w:semiHidden="1" w:unhideWhenUsed="1"/>
-    <w:lsdException w:name="caption" w:semiHidden="1" w:uiPriority="35" w:unhideWhenUsed="1" w:qFormat="1"/>
+    <w:lsdException w:name="caption" w:uiPriority="35" w:semiHidden="1" w:unhideWhenUsed="1" w:qFormat="1"/>
     <w:lsdException w:name="table of figures" w:semiHidden="1" w:unhideWhenUsed="1"/>
     <w:lsdException w:name="envelope address" w:semiHidden="1" w:unhideWhenUsed="1"/>
     <w:lsdException w:name="envelope return" w:semiHidden="1" w:unhideWhenUsed="1"/>
@@ -2007,7 +2430,7 @@
     <w:lsdException w:name="Title" w:uiPriority="10" w:qFormat="1"/>
     <w:lsdException w:name="Closing" w:semiHidden="1" w:unhideWhenUsed="1"/>
     <w:lsdException w:name="Signature" w:semiHidden="1" w:unhideWhenUsed="1"/>
-    <w:lsdException w:name="Default Paragraph Font" w:semiHidden="1" w:uiPriority="1" w:unhideWhenUsed="1"/>
+    <w:lsdException w:name="Default Paragraph Font" w:uiPriority="1" w:semiHidden="1" w:unhideWhenUsed="1"/>
     <w:lsdException w:name="Body Text" w:semiHidden="1" w:unhideWhenUsed="1"/>
     <w:lsdException w:name="Body Text Indent" w:semiHidden="1" w:unhideWhenUsed="1"/>
     <w:lsdException w:name="List Continue" w:semiHidden="1" w:unhideWhenUsed="1"/>
@@ -2207,8 +2630,8 @@
     <w:lsdException w:name="Subtle Reference" w:uiPriority="31" w:qFormat="1"/>
     <w:lsdException w:name="Intense Reference" w:uiPriority="32" w:qFormat="1"/>
     <w:lsdException w:name="Book Title" w:uiPriority="33" w:qFormat="1"/>
-    <w:lsdException w:name="Bibliography" w:semiHidden="1" w:uiPriority="37" w:unhideWhenUsed="1"/>
-    <w:lsdException w:name="TOC Heading" w:semiHidden="1" w:uiPriority="39" w:unhideWhenUsed="1" w:qFormat="1"/>
+    <w:lsdException w:name="Bibliography" w:uiPriority="37" w:semiHidden="1" w:unhideWhenUsed="1"/>
+    <w:lsdException w:name="TOC Heading" w:uiPriority="39" w:semiHidden="1" w:unhideWhenUsed="1" w:qFormat="1"/>
     <w:lsdException w:name="Plain Table 1" w:uiPriority="41"/>
     <w:lsdException w:name="Plain Table 2" w:uiPriority="42"/>
     <w:lsdException w:name="Plain Table 3" w:uiPriority="43"/>
@@ -2319,21 +2742,42 @@
     <w:lsdException w:name="Unresolved Mention" w:semiHidden="1" w:unhideWhenUsed="1"/>
     <w:lsdException w:name="Smart Link" w:semiHidden="1" w:unhideWhenUsed="1"/>
   </w:latentStyles>
-  <w:style w:type="paragraph" w:default="1" w:styleId="Normal">
+  <w:style w:type="paragraph" w:styleId="Normal" w:default="1">
     <w:name w:val="Normal"/>
     <w:qFormat/>
+    <w:pPr>
+      <w:widowControl/>
+      <w:bidi w:val="0"/>
+      <w:spacing w:before="0" w:after="0"/>
+      <w:jc w:val="start"/>
+    </w:pPr>
+    <w:rPr>
+      <w:rFonts w:ascii="Times New Roman" w:hAnsi="Times New Roman" w:eastAsia="Times New Roman" w:cs="Times New Roman"/>
+      <w:color w:val="auto"/>
+      <w:kern w:val="0"/>
+      <w:sz w:val="20"/>
+      <w:szCs w:val="20"/>
+      <w:lang w:val="en-IN" w:eastAsia="en-IN" w:bidi="ar-SA"/>
+    </w:rPr>
   </w:style>
   <w:style w:type="paragraph" w:styleId="Heading1">
     <w:name w:val="heading 1"/>
     <w:uiPriority w:val="9"/>
     <w:qFormat/>
     <w:pPr>
+      <w:widowControl/>
+      <w:bidi w:val="0"/>
+      <w:spacing w:before="0" w:after="0"/>
+      <w:jc w:val="start"/>
       <w:outlineLvl w:val="0"/>
     </w:pPr>
     <w:rPr>
+      <w:rFonts w:ascii="Times New Roman" w:hAnsi="Times New Roman" w:eastAsia="Times New Roman" w:cs="Times New Roman"/>
       <w:color w:val="2E74B5"/>
+      <w:kern w:val="0"/>
       <w:sz w:val="32"/>
       <w:szCs w:val="32"/>
+      <w:lang w:val="en-IN" w:eastAsia="en-IN" w:bidi="ar-SA"/>
     </w:rPr>
   </w:style>
   <w:style w:type="paragraph" w:styleId="Heading2">
@@ -2343,12 +2787,19 @@
     <w:unhideWhenUsed/>
     <w:qFormat/>
     <w:pPr>
+      <w:widowControl/>
+      <w:bidi w:val="0"/>
+      <w:spacing w:before="0" w:after="0"/>
+      <w:jc w:val="start"/>
       <w:outlineLvl w:val="1"/>
     </w:pPr>
     <w:rPr>
+      <w:rFonts w:ascii="Times New Roman" w:hAnsi="Times New Roman" w:eastAsia="Times New Roman" w:cs="Times New Roman"/>
       <w:color w:val="2E74B5"/>
+      <w:kern w:val="0"/>
       <w:sz w:val="26"/>
       <w:szCs w:val="26"/>
+      <w:lang w:val="en-IN" w:eastAsia="en-IN" w:bidi="ar-SA"/>
     </w:rPr>
   </w:style>
   <w:style w:type="paragraph" w:styleId="Heading3">
@@ -2358,12 +2809,19 @@
     <w:unhideWhenUsed/>
     <w:qFormat/>
     <w:pPr>
+      <w:widowControl/>
+      <w:bidi w:val="0"/>
+      <w:spacing w:before="0" w:after="0"/>
+      <w:jc w:val="start"/>
       <w:outlineLvl w:val="2"/>
     </w:pPr>
     <w:rPr>
+      <w:rFonts w:ascii="Times New Roman" w:hAnsi="Times New Roman" w:eastAsia="Times New Roman" w:cs="Times New Roman"/>
       <w:color w:val="1F4D78"/>
+      <w:kern w:val="0"/>
       <w:sz w:val="24"/>
       <w:szCs w:val="24"/>
+      <w:lang w:val="en-IN" w:eastAsia="en-IN" w:bidi="ar-SA"/>
     </w:rPr>
   </w:style>
   <w:style w:type="paragraph" w:styleId="Heading4">
@@ -2373,12 +2831,21 @@
     <w:unhideWhenUsed/>
     <w:qFormat/>
     <w:pPr>
+      <w:widowControl/>
+      <w:bidi w:val="0"/>
+      <w:spacing w:before="0" w:after="0"/>
+      <w:jc w:val="start"/>
       <w:outlineLvl w:val="3"/>
     </w:pPr>
     <w:rPr>
+      <w:rFonts w:ascii="Times New Roman" w:hAnsi="Times New Roman" w:eastAsia="Times New Roman" w:cs="Times New Roman"/>
       <w:i/>
       <w:iCs/>
       <w:color w:val="2E74B5"/>
+      <w:kern w:val="0"/>
+      <w:sz w:val="20"/>
+      <w:szCs w:val="20"/>
+      <w:lang w:val="en-IN" w:eastAsia="en-IN" w:bidi="ar-SA"/>
     </w:rPr>
   </w:style>
   <w:style w:type="paragraph" w:styleId="Heading5">
@@ -2388,10 +2855,19 @@
     <w:unhideWhenUsed/>
     <w:qFormat/>
     <w:pPr>
+      <w:widowControl/>
+      <w:bidi w:val="0"/>
+      <w:spacing w:before="0" w:after="0"/>
+      <w:jc w:val="start"/>
       <w:outlineLvl w:val="4"/>
     </w:pPr>
     <w:rPr>
+      <w:rFonts w:ascii="Times New Roman" w:hAnsi="Times New Roman" w:eastAsia="Times New Roman" w:cs="Times New Roman"/>
       <w:color w:val="2E74B5"/>
+      <w:kern w:val="0"/>
+      <w:sz w:val="20"/>
+      <w:szCs w:val="20"/>
+      <w:lang w:val="en-IN" w:eastAsia="en-IN" w:bidi="ar-SA"/>
     </w:rPr>
   </w:style>
   <w:style w:type="paragraph" w:styleId="Heading6">
@@ -2401,59 +2877,28 @@
     <w:unhideWhenUsed/>
     <w:qFormat/>
     <w:pPr>
+      <w:widowControl/>
+      <w:bidi w:val="0"/>
+      <w:spacing w:before="0" w:after="0"/>
+      <w:jc w:val="start"/>
       <w:outlineLvl w:val="5"/>
     </w:pPr>
     <w:rPr>
+      <w:rFonts w:ascii="Times New Roman" w:hAnsi="Times New Roman" w:eastAsia="Times New Roman" w:cs="Times New Roman"/>
       <w:color w:val="1F4D78"/>
+      <w:kern w:val="0"/>
+      <w:sz w:val="20"/>
+      <w:szCs w:val="20"/>
+      <w:lang w:val="en-IN" w:eastAsia="en-IN" w:bidi="ar-SA"/>
     </w:rPr>
   </w:style>
-  <w:style w:type="character" w:default="1" w:styleId="DefaultParagraphFont">
+  <w:style w:type="character" w:styleId="DefaultParagraphFont" w:default="1">
     <w:name w:val="Default Paragraph Font"/>
     <w:uiPriority w:val="1"/>
     <w:semiHidden/>
     <w:unhideWhenUsed/>
-  </w:style>
-  <w:style w:type="table" w:default="1" w:styleId="TableNormal">
-    <w:name w:val="Normal Table"/>
-    <w:uiPriority w:val="99"/>
-    <w:semiHidden/>
-    <w:unhideWhenUsed/>
-    <w:tblPr>
-      <w:tblInd w:w="0" w:type="dxa"/>
-      <w:tblCellMar>
-        <w:top w:w="0" w:type="dxa"/>
-        <w:left w:w="108" w:type="dxa"/>
-        <w:bottom w:w="0" w:type="dxa"/>
-        <w:right w:w="108" w:type="dxa"/>
-      </w:tblCellMar>
-    </w:tblPr>
-  </w:style>
-  <w:style w:type="numbering" w:default="1" w:styleId="NoList">
-    <w:name w:val="No List"/>
-    <w:uiPriority w:val="99"/>
-    <w:semiHidden/>
-    <w:unhideWhenUsed/>
-  </w:style>
-  <w:style w:type="paragraph" w:styleId="Title">
-    <w:name w:val="Title"/>
-    <w:uiPriority w:val="10"/>
     <w:qFormat/>
-    <w:rPr>
-      <w:sz w:val="56"/>
-      <w:szCs w:val="56"/>
-    </w:rPr>
-  </w:style>
-  <w:style w:type="paragraph" w:customStyle="1" w:styleId="Strong1">
-    <w:name w:val="Strong1"/>
-    <w:qFormat/>
-    <w:rPr>
-      <w:b/>
-      <w:bCs/>
-    </w:rPr>
-  </w:style>
-  <w:style w:type="paragraph" w:styleId="ListParagraph">
-    <w:name w:val="List Paragraph"/>
-    <w:qFormat/>
+    <w:rPr/>
   </w:style>
   <w:style w:type="character" w:styleId="Hyperlink">
     <w:name w:val="Hyperlink"/>
@@ -2464,55 +2909,57 @@
       <w:u w:val="single"/>
     </w:rPr>
   </w:style>
-  <w:style w:type="character" w:styleId="FootnoteReference">
-    <w:name w:val="footnote reference"/>
+  <w:style w:type="character" w:styleId="FootnoteCharacters">
+    <w:name w:val="Footnote Characters"/>
     <w:uiPriority w:val="99"/>
     <w:semiHidden/>
     <w:unhideWhenUsed/>
+    <w:qFormat/>
     <w:rPr>
       <w:vertAlign w:val="superscript"/>
     </w:rPr>
   </w:style>
-  <w:style w:type="paragraph" w:styleId="FootnoteText">
-    <w:name w:val="footnote text"/>
-    <w:link w:val="FootnoteTextChar"/>
-    <w:uiPriority w:val="99"/>
-    <w:semiHidden/>
-    <w:unhideWhenUsed/>
+  <w:style w:type="character" w:styleId="FootnoteReference">
+    <w:name w:val="footnote reference"/>
+    <w:rPr>
+      <w:vertAlign w:val="superscript"/>
+    </w:rPr>
   </w:style>
-  <w:style w:type="character" w:customStyle="1" w:styleId="FootnoteTextChar">
+  <w:style w:type="character" w:styleId="FootnoteTextChar" w:customStyle="1">
     <w:name w:val="Footnote Text Char"/>
     <w:link w:val="FootnoteText"/>
     <w:uiPriority w:val="99"/>
     <w:semiHidden/>
     <w:unhideWhenUsed/>
+    <w:qFormat/>
     <w:rPr>
       <w:sz w:val="20"/>
       <w:szCs w:val="20"/>
     </w:rPr>
   </w:style>
-  <w:style w:type="character" w:styleId="EndnoteReference">
-    <w:name w:val="endnote reference"/>
+  <w:style w:type="character" w:styleId="EndnoteCharacters">
+    <w:name w:val="Endnote Characters"/>
     <w:uiPriority w:val="99"/>
     <w:semiHidden/>
     <w:unhideWhenUsed/>
+    <w:qFormat/>
     <w:rPr>
       <w:vertAlign w:val="superscript"/>
     </w:rPr>
   </w:style>
-  <w:style w:type="paragraph" w:styleId="EndnoteText">
-    <w:name w:val="endnote text"/>
-    <w:link w:val="EndnoteTextChar"/>
-    <w:uiPriority w:val="99"/>
-    <w:semiHidden/>
-    <w:unhideWhenUsed/>
+  <w:style w:type="character" w:styleId="EndnoteReference">
+    <w:name w:val="endnote reference"/>
+    <w:rPr>
+      <w:vertAlign w:val="superscript"/>
+    </w:rPr>
   </w:style>
-  <w:style w:type="character" w:customStyle="1" w:styleId="EndnoteTextChar">
+  <w:style w:type="character" w:styleId="EndnoteTextChar" w:customStyle="1">
     <w:name w:val="Endnote Text Char"/>
     <w:link w:val="EndnoteText"/>
     <w:uiPriority w:val="99"/>
     <w:semiHidden/>
     <w:unhideWhenUsed/>
+    <w:qFormat/>
     <w:rPr>
       <w:sz w:val="20"/>
       <w:szCs w:val="20"/>
@@ -2524,10 +2971,11 @@
     <w:uiPriority w:val="99"/>
     <w:semiHidden/>
     <w:unhideWhenUsed/>
-    <w:rsid w:val="00FD41F0"/>
+    <w:qFormat/>
+    <w:rsid w:val="00fd41f0"/>
     <w:rPr>
       <w:color w:val="605E5C"/>
-      <w:shd w:val="clear" w:color="auto" w:fill="E1DFDD"/>
+      <w:shd w:fill="E1DFDD" w:val="clear"/>
     </w:rPr>
   </w:style>
   <w:style w:type="character" w:styleId="FollowedHyperlink">
@@ -2536,205 +2984,285 @@
     <w:uiPriority w:val="99"/>
     <w:semiHidden/>
     <w:unhideWhenUsed/>
-    <w:rsid w:val="00E818A9"/>
+    <w:rsid w:val="00e818a9"/>
     <w:rPr>
-      <w:color w:val="954F72" w:themeColor="followedHyperlink"/>
+      <w:color w:themeColor="followedHyperlink" w:val="954F72"/>
       <w:u w:val="single"/>
     </w:rPr>
+  </w:style>
+  <w:style w:type="paragraph" w:styleId="Heading">
+    <w:name w:val="Heading"/>
+    <w:basedOn w:val="Normal"/>
+    <w:next w:val="BodyText"/>
+    <w:qFormat/>
+    <w:pPr>
+      <w:keepNext w:val="true"/>
+      <w:spacing w:before="240" w:after="120"/>
+    </w:pPr>
+    <w:rPr>
+      <w:rFonts w:ascii="Liberation Sans" w:hAnsi="Liberation Sans" w:eastAsia="Noto Sans CJK SC" w:cs="Noto Sans Devanagari"/>
+      <w:sz w:val="28"/>
+      <w:szCs w:val="28"/>
+    </w:rPr>
+  </w:style>
+  <w:style w:type="paragraph" w:styleId="BodyText">
+    <w:name w:val="Body Text"/>
+    <w:basedOn w:val="Normal"/>
+    <w:pPr>
+      <w:spacing w:lineRule="auto" w:line="276" w:before="0" w:after="140"/>
+    </w:pPr>
+    <w:rPr/>
+  </w:style>
+  <w:style w:type="paragraph" w:styleId="List">
+    <w:name w:val="List"/>
+    <w:basedOn w:val="BodyText"/>
+    <w:pPr/>
+    <w:rPr>
+      <w:rFonts w:cs="Noto Sans Devanagari"/>
+    </w:rPr>
+  </w:style>
+  <w:style w:type="paragraph" w:styleId="Caption">
+    <w:name w:val="caption"/>
+    <w:basedOn w:val="Normal"/>
+    <w:qFormat/>
+    <w:pPr>
+      <w:suppressLineNumbers/>
+      <w:spacing w:before="120" w:after="120"/>
+    </w:pPr>
+    <w:rPr>
+      <w:rFonts w:cs="Noto Sans Devanagari"/>
+      <w:i/>
+      <w:iCs/>
+      <w:sz w:val="24"/>
+      <w:szCs w:val="24"/>
+    </w:rPr>
+  </w:style>
+  <w:style w:type="paragraph" w:styleId="Index">
+    <w:name w:val="Index"/>
+    <w:basedOn w:val="Normal"/>
+    <w:qFormat/>
+    <w:pPr>
+      <w:suppressLineNumbers/>
+    </w:pPr>
+    <w:rPr>
+      <w:rFonts w:cs="Noto Sans Devanagari"/>
+    </w:rPr>
+  </w:style>
+  <w:style w:type="paragraph" w:styleId="Title">
+    <w:name w:val="Title"/>
+    <w:uiPriority w:val="10"/>
+    <w:qFormat/>
+    <w:pPr>
+      <w:widowControl/>
+      <w:bidi w:val="0"/>
+      <w:spacing w:before="0" w:after="0"/>
+      <w:jc w:val="start"/>
+    </w:pPr>
+    <w:rPr>
+      <w:rFonts w:ascii="Times New Roman" w:hAnsi="Times New Roman" w:eastAsia="Times New Roman" w:cs="Times New Roman"/>
+      <w:color w:val="auto"/>
+      <w:kern w:val="0"/>
+      <w:sz w:val="56"/>
+      <w:szCs w:val="56"/>
+      <w:lang w:val="en-IN" w:eastAsia="en-IN" w:bidi="ar-SA"/>
+    </w:rPr>
+  </w:style>
+  <w:style w:type="paragraph" w:styleId="Strong1" w:customStyle="1">
+    <w:name w:val="Strong1"/>
+    <w:qFormat/>
+    <w:pPr>
+      <w:widowControl/>
+      <w:bidi w:val="0"/>
+      <w:spacing w:before="0" w:after="0"/>
+      <w:jc w:val="start"/>
+    </w:pPr>
+    <w:rPr>
+      <w:rFonts w:ascii="Times New Roman" w:hAnsi="Times New Roman" w:eastAsia="Times New Roman" w:cs="Times New Roman"/>
+      <w:b/>
+      <w:bCs/>
+      <w:color w:val="auto"/>
+      <w:kern w:val="0"/>
+      <w:sz w:val="20"/>
+      <w:szCs w:val="20"/>
+      <w:lang w:val="en-IN" w:eastAsia="en-IN" w:bidi="ar-SA"/>
+    </w:rPr>
+  </w:style>
+  <w:style w:type="paragraph" w:styleId="ListParagraph">
+    <w:name w:val="List Paragraph"/>
+    <w:qFormat/>
+    <w:pPr>
+      <w:widowControl/>
+      <w:bidi w:val="0"/>
+      <w:spacing w:before="0" w:after="0"/>
+      <w:jc w:val="start"/>
+    </w:pPr>
+    <w:rPr>
+      <w:rFonts w:ascii="Times New Roman" w:hAnsi="Times New Roman" w:eastAsia="Times New Roman" w:cs="Times New Roman"/>
+      <w:color w:val="auto"/>
+      <w:kern w:val="0"/>
+      <w:sz w:val="20"/>
+      <w:szCs w:val="20"/>
+      <w:lang w:val="en-IN" w:eastAsia="en-IN" w:bidi="ar-SA"/>
+    </w:rPr>
+  </w:style>
+  <w:style w:type="paragraph" w:styleId="FootnoteText">
+    <w:name w:val="footnote text"/>
+    <w:link w:val="FootnoteTextChar"/>
+    <w:uiPriority w:val="99"/>
+    <w:semiHidden/>
+    <w:unhideWhenUsed/>
+    <w:pPr>
+      <w:widowControl/>
+      <w:bidi w:val="0"/>
+      <w:spacing w:before="0" w:after="0"/>
+      <w:jc w:val="start"/>
+    </w:pPr>
+    <w:rPr>
+      <w:rFonts w:ascii="Times New Roman" w:hAnsi="Times New Roman" w:eastAsia="Times New Roman" w:cs="Times New Roman"/>
+      <w:color w:val="auto"/>
+      <w:kern w:val="0"/>
+      <w:sz w:val="20"/>
+      <w:szCs w:val="20"/>
+      <w:lang w:val="en-IN" w:eastAsia="en-IN" w:bidi="ar-SA"/>
+    </w:rPr>
+  </w:style>
+  <w:style w:type="paragraph" w:styleId="EndnoteText">
+    <w:name w:val="endnote text"/>
+    <w:link w:val="EndnoteTextChar"/>
+    <w:uiPriority w:val="99"/>
+    <w:semiHidden/>
+    <w:unhideWhenUsed/>
+    <w:pPr>
+      <w:widowControl/>
+      <w:bidi w:val="0"/>
+      <w:spacing w:before="0" w:after="0"/>
+      <w:jc w:val="start"/>
+    </w:pPr>
+    <w:rPr>
+      <w:rFonts w:ascii="Times New Roman" w:hAnsi="Times New Roman" w:eastAsia="Times New Roman" w:cs="Times New Roman"/>
+      <w:color w:val="auto"/>
+      <w:kern w:val="0"/>
+      <w:sz w:val="20"/>
+      <w:szCs w:val="20"/>
+      <w:lang w:val="en-IN" w:eastAsia="en-IN" w:bidi="ar-SA"/>
+    </w:rPr>
+  </w:style>
+  <w:style w:type="numbering" w:styleId="NoList" w:default="1">
+    <w:name w:val="No List"/>
+    <w:uiPriority w:val="99"/>
+    <w:semiHidden/>
+    <w:unhideWhenUsed/>
+    <w:qFormat/>
+  </w:style>
+  <w:style w:type="table" w:default="1" w:styleId="TableNormal">
+    <w:name w:val="Normal Table"/>
+    <w:uiPriority w:val="99"/>
+    <w:semiHidden/>
+    <w:unhideWhenUsed/>
+    <w:tblPr>
+      <w:tblCellMar>
+        <w:top w:w="0" w:type="dxa"/>
+        <w:left w:w="108" w:type="dxa"/>
+        <w:bottom w:w="0" w:type="dxa"/>
+        <w:right w:w="108" w:type="dxa"/>
+      </w:tblCellMar>
+    </w:tblPr>
   </w:style>
 </w:styles>
 </file>
 
 <file path=word/theme/theme1.xml><?xml version="1.0" encoding="utf-8"?>
-<a:theme xmlns:a="http://schemas.openxmlformats.org/drawingml/2006/main" name="Office Theme">
+<a:theme xmlns:a="http://schemas.openxmlformats.org/drawingml/2006/main" xmlns:r="http://schemas.openxmlformats.org/officeDocument/2006/relationships" name="Office Theme">
   <a:themeElements>
     <a:clrScheme name="Office">
       <a:dk1>
-        <a:sysClr val="windowText" lastClr="000000"/>
+        <a:srgbClr val="000000"/>
       </a:dk1>
       <a:lt1>
-        <a:sysClr val="window" lastClr="FFFFFF"/>
+        <a:srgbClr val="ffffff"/>
       </a:lt1>
       <a:dk2>
-        <a:srgbClr val="44546A"/>
+        <a:srgbClr val="44546a"/>
       </a:dk2>
       <a:lt2>
-        <a:srgbClr val="E7E6E6"/>
+        <a:srgbClr val="e7e6e6"/>
       </a:lt2>
       <a:accent1>
-        <a:srgbClr val="4472C4"/>
+        <a:srgbClr val="4472c4"/>
       </a:accent1>
       <a:accent2>
-        <a:srgbClr val="ED7D31"/>
+        <a:srgbClr val="ed7d31"/>
       </a:accent2>
       <a:accent3>
-        <a:srgbClr val="A5A5A5"/>
+        <a:srgbClr val="a5a5a5"/>
       </a:accent3>
       <a:accent4>
-        <a:srgbClr val="FFC000"/>
+        <a:srgbClr val="ffc000"/>
       </a:accent4>
       <a:accent5>
-        <a:srgbClr val="5B9BD5"/>
+        <a:srgbClr val="5b9bd5"/>
       </a:accent5>
       <a:accent6>
-        <a:srgbClr val="70AD47"/>
+        <a:srgbClr val="70ad47"/>
       </a:accent6>
       <a:hlink>
-        <a:srgbClr val="0563C1"/>
+        <a:srgbClr val="0563c1"/>
       </a:hlink>
       <a:folHlink>
-        <a:srgbClr val="954F72"/>
+        <a:srgbClr val="954f72"/>
       </a:folHlink>
     </a:clrScheme>
     <a:fontScheme name="Office">
       <a:majorFont>
-        <a:latin typeface="Calibri Light" panose="020F0302020204030204"/>
+        <a:latin typeface="Calibri Light" panose="020F0302020204030204" pitchFamily="0" charset="1"/>
         <a:ea typeface=""/>
         <a:cs typeface=""/>
-        <a:font script="Jpan" typeface="游ゴシック Light"/>
-        <a:font script="Hang" typeface="맑은 고딕"/>
-        <a:font script="Hans" typeface="等线 Light"/>
-        <a:font script="Hant" typeface="新細明體"/>
-        <a:font script="Arab" typeface="Times New Roman"/>
-        <a:font script="Hebr" typeface="Times New Roman"/>
-        <a:font script="Thai" typeface="Angsana New"/>
-        <a:font script="Ethi" typeface="Nyala"/>
-        <a:font script="Beng" typeface="Vrinda"/>
-        <a:font script="Gujr" typeface="Shruti"/>
-        <a:font script="Khmr" typeface="MoolBoran"/>
-        <a:font script="Knda" typeface="Tunga"/>
-        <a:font script="Guru" typeface="Raavi"/>
-        <a:font script="Cans" typeface="Euphemia"/>
-        <a:font script="Cher" typeface="Plantagenet Cherokee"/>
-        <a:font script="Yiii" typeface="Microsoft Yi Baiti"/>
-        <a:font script="Tibt" typeface="Microsoft Himalaya"/>
-        <a:font script="Thaa" typeface="MV Boli"/>
-        <a:font script="Deva" typeface="Mangal"/>
-        <a:font script="Telu" typeface="Gautami"/>
-        <a:font script="Taml" typeface="Latha"/>
-        <a:font script="Syrc" typeface="Estrangelo Edessa"/>
-        <a:font script="Orya" typeface="Kalinga"/>
-        <a:font script="Mlym" typeface="Kartika"/>
-        <a:font script="Laoo" typeface="DokChampa"/>
-        <a:font script="Sinh" typeface="Iskoola Pota"/>
-        <a:font script="Mong" typeface="Mongolian Baiti"/>
-        <a:font script="Viet" typeface="Times New Roman"/>
-        <a:font script="Uigh" typeface="Microsoft Uighur"/>
-        <a:font script="Geor" typeface="Sylfaen"/>
-        <a:font script="Armn" typeface="Arial"/>
-        <a:font script="Bugi" typeface="Leelawadee UI"/>
-        <a:font script="Bopo" typeface="Microsoft JhengHei"/>
-        <a:font script="Java" typeface="Javanese Text"/>
-        <a:font script="Lisu" typeface="Segoe UI"/>
-        <a:font script="Mymr" typeface="Myanmar Text"/>
-        <a:font script="Nkoo" typeface="Ebrima"/>
-        <a:font script="Olck" typeface="Nirmala UI"/>
-        <a:font script="Osma" typeface="Ebrima"/>
-        <a:font script="Phag" typeface="Phagspa"/>
-        <a:font script="Syrn" typeface="Estrangelo Edessa"/>
-        <a:font script="Syrj" typeface="Estrangelo Edessa"/>
-        <a:font script="Syre" typeface="Estrangelo Edessa"/>
-        <a:font script="Sora" typeface="Nirmala UI"/>
-        <a:font script="Tale" typeface="Microsoft Tai Le"/>
-        <a:font script="Talu" typeface="Microsoft New Tai Lue"/>
-        <a:font script="Tfng" typeface="Ebrima"/>
       </a:majorFont>
       <a:minorFont>
-        <a:latin typeface="Calibri" panose="020F0502020204030204"/>
+        <a:latin typeface="Calibri" panose="020F0502020204030204" pitchFamily="0" charset="1"/>
         <a:ea typeface=""/>
         <a:cs typeface=""/>
-        <a:font script="Jpan" typeface="游明朝"/>
-        <a:font script="Hang" typeface="맑은 고딕"/>
-        <a:font script="Hans" typeface="等线"/>
-        <a:font script="Hant" typeface="新細明體"/>
-        <a:font script="Arab" typeface="Arial"/>
-        <a:font script="Hebr" typeface="Arial"/>
-        <a:font script="Thai" typeface="Cordia New"/>
-        <a:font script="Ethi" typeface="Nyala"/>
-        <a:font script="Beng" typeface="Vrinda"/>
-        <a:font script="Gujr" typeface="Shruti"/>
-        <a:font script="Khmr" typeface="DaunPenh"/>
-        <a:font script="Knda" typeface="Tunga"/>
-        <a:font script="Guru" typeface="Raavi"/>
-        <a:font script="Cans" typeface="Euphemia"/>
-        <a:font script="Cher" typeface="Plantagenet Cherokee"/>
-        <a:font script="Yiii" typeface="Microsoft Yi Baiti"/>
-        <a:font script="Tibt" typeface="Microsoft Himalaya"/>
-        <a:font script="Thaa" typeface="MV Boli"/>
-        <a:font script="Deva" typeface="Mangal"/>
-        <a:font script="Telu" typeface="Gautami"/>
-        <a:font script="Taml" typeface="Latha"/>
-        <a:font script="Syrc" typeface="Estrangelo Edessa"/>
-        <a:font script="Orya" typeface="Kalinga"/>
-        <a:font script="Mlym" typeface="Kartika"/>
-        <a:font script="Laoo" typeface="DokChampa"/>
-        <a:font script="Sinh" typeface="Iskoola Pota"/>
-        <a:font script="Mong" typeface="Mongolian Baiti"/>
-        <a:font script="Viet" typeface="Arial"/>
-        <a:font script="Uigh" typeface="Microsoft Uighur"/>
-        <a:font script="Geor" typeface="Sylfaen"/>
-        <a:font script="Armn" typeface="Arial"/>
-        <a:font script="Bugi" typeface="Leelawadee UI"/>
-        <a:font script="Bopo" typeface="Microsoft JhengHei"/>
-        <a:font script="Java" typeface="Javanese Text"/>
-        <a:font script="Lisu" typeface="Segoe UI"/>
-        <a:font script="Mymr" typeface="Myanmar Text"/>
-        <a:font script="Nkoo" typeface="Ebrima"/>
-        <a:font script="Olck" typeface="Nirmala UI"/>
-        <a:font script="Osma" typeface="Ebrima"/>
-        <a:font script="Phag" typeface="Phagspa"/>
-        <a:font script="Syrn" typeface="Estrangelo Edessa"/>
-        <a:font script="Syrj" typeface="Estrangelo Edessa"/>
-        <a:font script="Syre" typeface="Estrangelo Edessa"/>
-        <a:font script="Sora" typeface="Nirmala UI"/>
-        <a:font script="Tale" typeface="Microsoft Tai Le"/>
-        <a:font script="Talu" typeface="Microsoft New Tai Lue"/>
-        <a:font script="Tfng" typeface="Ebrima"/>
       </a:minorFont>
     </a:fontScheme>
-    <a:fmtScheme name="Office">
+    <a:fmtScheme>
       <a:fillStyleLst>
         <a:solidFill>
           <a:schemeClr val="phClr"/>
         </a:solidFill>
-        <a:gradFill rotWithShape="1">
+        <a:gradFill>
           <a:gsLst>
             <a:gs pos="0">
               <a:schemeClr val="phClr">
                 <a:lumMod val="110000"/>
-                <a:satMod val="105000"/>
                 <a:tint val="67000"/>
               </a:schemeClr>
             </a:gs>
             <a:gs pos="50000">
               <a:schemeClr val="phClr">
                 <a:lumMod val="105000"/>
-                <a:satMod val="103000"/>
                 <a:tint val="73000"/>
               </a:schemeClr>
             </a:gs>
             <a:gs pos="100000">
               <a:schemeClr val="phClr">
                 <a:lumMod val="105000"/>
-                <a:satMod val="109000"/>
                 <a:tint val="81000"/>
               </a:schemeClr>
             </a:gs>
           </a:gsLst>
           <a:lin ang="5400000" scaled="0"/>
+          <a:tileRect l="0" t="0" r="0" b="0"/>
         </a:gradFill>
-        <a:gradFill rotWithShape="1">
+        <a:gradFill>
           <a:gsLst>
             <a:gs pos="0">
               <a:schemeClr val="phClr">
-                <a:satMod val="103000"/>
                 <a:lumMod val="102000"/>
                 <a:tint val="94000"/>
               </a:schemeClr>
             </a:gs>
             <a:gs pos="50000">
               <a:schemeClr val="phClr">
-                <a:satMod val="110000"/>
                 <a:lumMod val="100000"/>
                 <a:shade val="100000"/>
               </a:schemeClr>
@@ -2742,33 +3270,24 @@
             <a:gs pos="100000">
               <a:schemeClr val="phClr">
                 <a:lumMod val="99000"/>
-                <a:satMod val="120000"/>
                 <a:shade val="78000"/>
               </a:schemeClr>
             </a:gs>
           </a:gsLst>
           <a:lin ang="5400000" scaled="0"/>
+          <a:tileRect l="0" t="0" r="0" b="0"/>
         </a:gradFill>
       </a:fillStyleLst>
       <a:lnStyleLst>
         <a:ln w="6350" cap="flat" cmpd="sng" algn="ctr">
-          <a:solidFill>
-            <a:schemeClr val="phClr"/>
-          </a:solidFill>
           <a:prstDash val="solid"/>
           <a:miter lim="800000"/>
         </a:ln>
         <a:ln w="12700" cap="flat" cmpd="sng" algn="ctr">
-          <a:solidFill>
-            <a:schemeClr val="phClr"/>
-          </a:solidFill>
           <a:prstDash val="solid"/>
           <a:miter lim="800000"/>
         </a:ln>
         <a:ln w="19050" cap="flat" cmpd="sng" algn="ctr">
-          <a:solidFill>
-            <a:schemeClr val="phClr"/>
-          </a:solidFill>
           <a:prstDash val="solid"/>
           <a:miter lim="800000"/>
         </a:ln>
@@ -2781,13 +3300,7 @@
           <a:effectLst/>
         </a:effectStyle>
         <a:effectStyle>
-          <a:effectLst>
-            <a:outerShdw blurRad="57150" dist="19050" dir="5400000" algn="ctr" rotWithShape="0">
-              <a:srgbClr val="000000">
-                <a:alpha val="63000"/>
-              </a:srgbClr>
-            </a:outerShdw>
-          </a:effectLst>
+          <a:effectLst/>
         </a:effectStyle>
       </a:effectStyleLst>
       <a:bgFillStyleLst>
@@ -2797,15 +3310,13 @@
         <a:solidFill>
           <a:schemeClr val="phClr">
             <a:tint val="95000"/>
-            <a:satMod val="170000"/>
           </a:schemeClr>
         </a:solidFill>
-        <a:gradFill rotWithShape="1">
+        <a:gradFill>
           <a:gsLst>
             <a:gs pos="0">
               <a:schemeClr val="phClr">
                 <a:tint val="93000"/>
-                <a:satMod val="150000"/>
                 <a:shade val="98000"/>
                 <a:lumMod val="102000"/>
               </a:schemeClr>
@@ -2813,7 +3324,6 @@
             <a:gs pos="50000">
               <a:schemeClr val="phClr">
                 <a:tint val="98000"/>
-                <a:satMod val="130000"/>
                 <a:shade val="90000"/>
                 <a:lumMod val="103000"/>
               </a:schemeClr>
@@ -2821,21 +3331,14 @@
             <a:gs pos="100000">
               <a:schemeClr val="phClr">
                 <a:shade val="63000"/>
-                <a:satMod val="120000"/>
               </a:schemeClr>
             </a:gs>
           </a:gsLst>
           <a:lin ang="5400000" scaled="0"/>
+          <a:tileRect l="0" t="0" r="0" b="0"/>
         </a:gradFill>
       </a:bgFillStyleLst>
     </a:fmtScheme>
   </a:themeElements>
-  <a:objectDefaults/>
-  <a:extraClrSchemeLst/>
-  <a:extLst>
-    <a:ext uri="{05A4C25C-085E-4340-85A3-A5531E510DB2}">
-      <thm15:themeFamily xmlns:thm15="http://schemas.microsoft.com/office/thememl/2012/main" name="Office Theme" id="{62F939B6-93AF-4DB8-9C6B-D6C7DFDC589F}" vid="{4A3C46E8-61CC-4603-A589-7422A47A8E4A}"/>
-    </a:ext>
-  </a:extLst>
 </a:theme>
 </file>